--- a/STARLAB_Unit_3/Appendixes/Appendix_N_Progress Report Rubric.docx
+++ b/STARLAB_Unit_3/Appendixes/Appendix_N_Progress Report Rubric.docx
@@ -4,7 +4,22 @@
   <w:body>
     <w:p>
       <w:pPr>
-        <w:pStyle w:val="Heading1"/>
+        <w:pStyle w:val="STARLABKicker"/>
+      </w:pPr>
+      <w:r>
+        <w:rPr>
+          <w:rFonts w:ascii="Arial" w:hAnsi="Arial" w:eastAsia="Arial" w:cs="Arial"/>
+          <w:color w:val="E31B23"/>
+          <w:sz w:val="18"/>
+          <w:szCs w:val="18"/>
+          <w:b w:val="1"/>
+        </w:rPr>
+        <w:t>STARLAB</w:t>
+      </w:r>
+    </w:p>
+    <w:p>
+      <w:pPr>
+        <w:pStyle w:val="STARLABResourceTitle"/>
         <w:keepNext w:val="0"/>
         <w:keepLines w:val="0"/>
         <w:spacing w:before="480" w:lineRule="auto"/>
@@ -15,59 +30,64 @@
           <w:szCs w:val="46"/>
         </w:rPr>
       </w:pPr>
-      <w:bookmarkStart w:colFirst="0" w:colLast="0" w:name="_im1ulirc28db" w:id="322"/>
-      <w:bookmarkEnd w:id="322"/>
       <w:r>
         <w:rPr>
+          <w:rFonts w:ascii="Arial" w:hAnsi="Arial" w:eastAsia="Arial" w:cs="Arial"/>
+          <w:color w:val="111111"/>
+          <w:sz w:val="38"/>
+          <w:szCs w:val="38"/>
           <w:b w:val="1"/>
-          <w:bCs w:val="1"/>
-          <w:sz w:val="46"/>
-          <w:szCs w:val="46"/>
-          <w:rtl w:val="0"/>
         </w:rPr>
-        <w:t xml:space="preserve">Appendix N: Progress Report Rubric</w:t>
+        <w:t>Progress Report Rubric</w:t>
+      </w:r>
+    </w:p>
+    <w:p>
+      <w:pPr>
+        <w:pStyle w:val="STARLABResourceMeta"/>
+      </w:pPr>
+      <w:r>
+        <w:rPr>
+          <w:rFonts w:ascii="Arial" w:hAnsi="Arial" w:eastAsia="Arial" w:cs="Arial"/>
+          <w:color w:val="555555"/>
+          <w:sz w:val="17"/>
+          <w:szCs w:val="17"/>
+          <w:b w:val="1"/>
+        </w:rPr>
+        <w:t>Unit 3 | Appendix N | Week 12 | Required</w:t>
       </w:r>
     </w:p>
     <w:tbl>
       <w:tblPr>
         <w:tblStyle w:val="Table8"/>
-        <w:tblW w:w="9359.999999999998" w:type="dxa"/>
+        <w:tblW w:w="9360" w:type="dxa"/>
         <w:jc w:val="left"/>
         <w:tblBorders>
-          <w:top w:color="000000" w:space="0" w:sz="0" w:val="nil"/>
-          <w:left w:color="000000" w:space="0" w:sz="0" w:val="nil"/>
-          <w:bottom w:color="000000" w:space="0" w:sz="0" w:val="nil"/>
-          <w:right w:color="000000" w:space="0" w:sz="0" w:val="nil"/>
-          <w:insideH w:color="000000" w:space="0" w:sz="0" w:val="nil"/>
-          <w:insideV w:color="000000" w:space="0" w:sz="0" w:val="nil"/>
+          <w:top w:color="D9D9D9" w:space="0" w:sz="6" w:val="single"/>
+          <w:left w:color="D9D9D9" w:space="0" w:sz="6" w:val="single"/>
+          <w:bottom w:color="D9D9D9" w:space="0" w:sz="6" w:val="single"/>
+          <w:right w:color="D9D9D9" w:space="0" w:sz="6" w:val="single"/>
+          <w:insideH w:color="D9D9D9" w:space="0" w:sz="6" w:val="single"/>
+          <w:insideV w:color="D9D9D9" w:space="0" w:sz="6" w:val="single"/>
         </w:tblBorders>
         <w:tblLayout w:type="fixed"/>
         <w:tblLook w:val="0600"/>
+        <w:tblInd w:w="120" w:type="dxa"/>
       </w:tblPr>
       <w:tblGrid>
-        <w:gridCol w:w="1812.676056338028"/>
-        <w:gridCol w:w="2137.5452716297787"/>
-        <w:gridCol w:w="1897.424547283702"/>
-        <w:gridCol w:w="1883.2997987927565"/>
-        <w:gridCol w:w="1629.0543259557344"/>
-        <w:tblGridChange w:id="0">
-          <w:tblGrid>
-            <w:gridCol w:w="1812.676056338028"/>
-            <w:gridCol w:w="2137.5452716297787"/>
-            <w:gridCol w:w="1897.424547283702"/>
-            <w:gridCol w:w="1883.2997987927565"/>
-            <w:gridCol w:w="1629.0543259557344"/>
-          </w:tblGrid>
-        </w:tblGridChange>
+        <w:gridCol w:w="1872"/>
+        <w:gridCol w:w="1872"/>
+        <w:gridCol w:w="1872"/>
+        <w:gridCol w:w="1872"/>
+        <w:gridCol w:w="1872"/>
       </w:tblGrid>
       <w:tr>
         <w:trPr>
           <w:cantSplit w:val="0"/>
-          <w:trHeight w:val="785" w:hRule="atLeast"/>
-          <w:tblHeader w:val="0"/>
+          <w:tblHeader w:val="true"/>
         </w:trPr>
         <w:tc>
           <w:tcPr>
+            <w:tcW w:type="dxa" w:w="1872"/>
             <w:tcBorders>
               <w:top w:color="000000" w:space="0" w:sz="0" w:val="nil"/>
               <w:left w:color="000000" w:space="0" w:sz="0" w:val="nil"/>
@@ -75,35 +95,49 @@
               <w:right w:color="000000" w:space="0" w:sz="0" w:val="nil"/>
             </w:tcBorders>
             <w:tcMar>
-              <w:top w:w="100.0" w:type="dxa"/>
+              <w:top w:w="80" w:type="dxa"/>
               <w:left w:w="100.0" w:type="dxa"/>
-              <w:bottom w:w="100.0" w:type="dxa"/>
+              <w:bottom w:w="80" w:type="dxa"/>
               <w:right w:w="100.0" w:type="dxa"/>
+              <w:start w:w="120" w:type="dxa"/>
+              <w:end w:w="120" w:type="dxa"/>
             </w:tcMar>
-            <w:vAlign w:val="top"/>
+            <w:vAlign w:val="center"/>
+            <w:shd w:fill="E31B23" w:val="clear"/>
           </w:tcPr>
           <w:p>
             <w:pPr>
+              <w:spacing w:before="0" w:after="40" w:line="240" w:lineRule="auto"/>
               <w:jc w:val="center"/>
               <w:rPr/>
             </w:pPr>
             <w:r>
               <w:rPr>
+                <w:rFonts w:ascii="Arial" w:hAnsi="Arial" w:eastAsia="Arial" w:cs="Arial"/>
                 <w:b w:val="1"/>
                 <w:bCs w:val="1"/>
                 <w:rtl w:val="0"/>
+                <w:color w:val="FFFFFF"/>
+                <w:sz w:val="16"/>
+                <w:szCs w:val="16"/>
               </w:rPr>
               <w:t xml:space="preserve">Category</w:t>
             </w:r>
             <w:r>
               <w:rPr>
+                <w:rFonts w:ascii="Arial" w:hAnsi="Arial" w:eastAsia="Arial" w:cs="Arial"/>
                 <w:rtl w:val="0"/>
+                <w:color w:val="FFFFFF"/>
+                <w:sz w:val="16"/>
+                <w:szCs w:val="16"/>
+                <w:b w:val="1"/>
               </w:rPr>
             </w:r>
           </w:p>
         </w:tc>
         <w:tc>
           <w:tcPr>
+            <w:tcW w:type="dxa" w:w="1872"/>
             <w:tcBorders>
               <w:top w:color="000000" w:space="0" w:sz="0" w:val="nil"/>
               <w:left w:color="000000" w:space="0" w:sz="0" w:val="nil"/>
@@ -111,35 +145,49 @@
               <w:right w:color="000000" w:space="0" w:sz="0" w:val="nil"/>
             </w:tcBorders>
             <w:tcMar>
-              <w:top w:w="100.0" w:type="dxa"/>
+              <w:top w:w="80" w:type="dxa"/>
               <w:left w:w="100.0" w:type="dxa"/>
-              <w:bottom w:w="100.0" w:type="dxa"/>
+              <w:bottom w:w="80" w:type="dxa"/>
               <w:right w:w="100.0" w:type="dxa"/>
+              <w:start w:w="120" w:type="dxa"/>
+              <w:end w:w="120" w:type="dxa"/>
             </w:tcMar>
-            <w:vAlign w:val="top"/>
+            <w:vAlign w:val="center"/>
+            <w:shd w:fill="E31B23" w:val="clear"/>
           </w:tcPr>
           <w:p>
             <w:pPr>
+              <w:spacing w:before="0" w:after="40" w:line="240" w:lineRule="auto"/>
               <w:jc w:val="center"/>
               <w:rPr/>
             </w:pPr>
             <w:r>
               <w:rPr>
+                <w:rFonts w:ascii="Arial" w:hAnsi="Arial" w:eastAsia="Arial" w:cs="Arial"/>
                 <w:b w:val="1"/>
                 <w:bCs w:val="1"/>
                 <w:rtl w:val="0"/>
+                <w:color w:val="FFFFFF"/>
+                <w:sz w:val="16"/>
+                <w:szCs w:val="16"/>
               </w:rPr>
               <w:t xml:space="preserve">Exceeds Expectations</w:t>
             </w:r>
             <w:r>
               <w:rPr>
+                <w:rFonts w:ascii="Arial" w:hAnsi="Arial" w:eastAsia="Arial" w:cs="Arial"/>
                 <w:rtl w:val="0"/>
+                <w:color w:val="FFFFFF"/>
+                <w:sz w:val="16"/>
+                <w:szCs w:val="16"/>
+                <w:b w:val="1"/>
               </w:rPr>
             </w:r>
           </w:p>
         </w:tc>
         <w:tc>
           <w:tcPr>
+            <w:tcW w:type="dxa" w:w="1872"/>
             <w:tcBorders>
               <w:top w:color="000000" w:space="0" w:sz="0" w:val="nil"/>
               <w:left w:color="000000" w:space="0" w:sz="0" w:val="nil"/>
@@ -147,35 +195,49 @@
               <w:right w:color="000000" w:space="0" w:sz="0" w:val="nil"/>
             </w:tcBorders>
             <w:tcMar>
-              <w:top w:w="100.0" w:type="dxa"/>
+              <w:top w:w="80" w:type="dxa"/>
               <w:left w:w="100.0" w:type="dxa"/>
-              <w:bottom w:w="100.0" w:type="dxa"/>
+              <w:bottom w:w="80" w:type="dxa"/>
               <w:right w:w="100.0" w:type="dxa"/>
+              <w:start w:w="120" w:type="dxa"/>
+              <w:end w:w="120" w:type="dxa"/>
             </w:tcMar>
-            <w:vAlign w:val="top"/>
+            <w:vAlign w:val="center"/>
+            <w:shd w:fill="E31B23" w:val="clear"/>
           </w:tcPr>
           <w:p>
             <w:pPr>
+              <w:spacing w:before="0" w:after="40" w:line="240" w:lineRule="auto"/>
               <w:jc w:val="center"/>
               <w:rPr/>
             </w:pPr>
             <w:r>
               <w:rPr>
+                <w:rFonts w:ascii="Arial" w:hAnsi="Arial" w:eastAsia="Arial" w:cs="Arial"/>
                 <w:b w:val="1"/>
                 <w:bCs w:val="1"/>
                 <w:rtl w:val="0"/>
+                <w:color w:val="FFFFFF"/>
+                <w:sz w:val="16"/>
+                <w:szCs w:val="16"/>
               </w:rPr>
               <w:t xml:space="preserve">Meets Expectations</w:t>
             </w:r>
             <w:r>
               <w:rPr>
+                <w:rFonts w:ascii="Arial" w:hAnsi="Arial" w:eastAsia="Arial" w:cs="Arial"/>
                 <w:rtl w:val="0"/>
+                <w:color w:val="FFFFFF"/>
+                <w:sz w:val="16"/>
+                <w:szCs w:val="16"/>
+                <w:b w:val="1"/>
               </w:rPr>
             </w:r>
           </w:p>
         </w:tc>
         <w:tc>
           <w:tcPr>
+            <w:tcW w:type="dxa" w:w="1872"/>
             <w:tcBorders>
               <w:top w:color="000000" w:space="0" w:sz="0" w:val="nil"/>
               <w:left w:color="000000" w:space="0" w:sz="0" w:val="nil"/>
@@ -183,35 +245,49 @@
               <w:right w:color="000000" w:space="0" w:sz="0" w:val="nil"/>
             </w:tcBorders>
             <w:tcMar>
-              <w:top w:w="100.0" w:type="dxa"/>
+              <w:top w:w="80" w:type="dxa"/>
               <w:left w:w="100.0" w:type="dxa"/>
-              <w:bottom w:w="100.0" w:type="dxa"/>
+              <w:bottom w:w="80" w:type="dxa"/>
               <w:right w:w="100.0" w:type="dxa"/>
+              <w:start w:w="120" w:type="dxa"/>
+              <w:end w:w="120" w:type="dxa"/>
             </w:tcMar>
-            <w:vAlign w:val="top"/>
+            <w:vAlign w:val="center"/>
+            <w:shd w:fill="E31B23" w:val="clear"/>
           </w:tcPr>
           <w:p>
             <w:pPr>
+              <w:spacing w:before="0" w:after="40" w:line="240" w:lineRule="auto"/>
               <w:jc w:val="center"/>
               <w:rPr/>
             </w:pPr>
             <w:r>
               <w:rPr>
+                <w:rFonts w:ascii="Arial" w:hAnsi="Arial" w:eastAsia="Arial" w:cs="Arial"/>
                 <w:b w:val="1"/>
                 <w:bCs w:val="1"/>
                 <w:rtl w:val="0"/>
+                <w:color w:val="FFFFFF"/>
+                <w:sz w:val="16"/>
+                <w:szCs w:val="16"/>
               </w:rPr>
               <w:t xml:space="preserve">Approaching Expectations</w:t>
             </w:r>
             <w:r>
               <w:rPr>
+                <w:rFonts w:ascii="Arial" w:hAnsi="Arial" w:eastAsia="Arial" w:cs="Arial"/>
                 <w:rtl w:val="0"/>
+                <w:color w:val="FFFFFF"/>
+                <w:sz w:val="16"/>
+                <w:szCs w:val="16"/>
+                <w:b w:val="1"/>
               </w:rPr>
             </w:r>
           </w:p>
         </w:tc>
         <w:tc>
           <w:tcPr>
+            <w:tcW w:type="dxa" w:w="1872"/>
             <w:tcBorders>
               <w:top w:color="000000" w:space="0" w:sz="0" w:val="nil"/>
               <w:left w:color="000000" w:space="0" w:sz="0" w:val="nil"/>
@@ -219,29 +295,42 @@
               <w:right w:color="000000" w:space="0" w:sz="0" w:val="nil"/>
             </w:tcBorders>
             <w:tcMar>
-              <w:top w:w="100.0" w:type="dxa"/>
+              <w:top w:w="80" w:type="dxa"/>
               <w:left w:w="100.0" w:type="dxa"/>
-              <w:bottom w:w="100.0" w:type="dxa"/>
+              <w:bottom w:w="80" w:type="dxa"/>
               <w:right w:w="100.0" w:type="dxa"/>
+              <w:start w:w="120" w:type="dxa"/>
+              <w:end w:w="120" w:type="dxa"/>
             </w:tcMar>
-            <w:vAlign w:val="top"/>
+            <w:vAlign w:val="center"/>
+            <w:shd w:fill="E31B23" w:val="clear"/>
           </w:tcPr>
           <w:p>
             <w:pPr>
+              <w:spacing w:before="0" w:after="40" w:line="240" w:lineRule="auto"/>
               <w:jc w:val="center"/>
               <w:rPr/>
             </w:pPr>
             <w:r>
               <w:rPr>
+                <w:rFonts w:ascii="Arial" w:hAnsi="Arial" w:eastAsia="Arial" w:cs="Arial"/>
                 <w:b w:val="1"/>
                 <w:bCs w:val="1"/>
                 <w:rtl w:val="0"/>
+                <w:color w:val="FFFFFF"/>
+                <w:sz w:val="16"/>
+                <w:szCs w:val="16"/>
               </w:rPr>
               <w:t xml:space="preserve">Needs Revision</w:t>
             </w:r>
             <w:r>
               <w:rPr>
+                <w:rFonts w:ascii="Arial" w:hAnsi="Arial" w:eastAsia="Arial" w:cs="Arial"/>
                 <w:rtl w:val="0"/>
+                <w:color w:val="FFFFFF"/>
+                <w:sz w:val="16"/>
+                <w:szCs w:val="16"/>
+                <w:b w:val="1"/>
               </w:rPr>
             </w:r>
           </w:p>
@@ -250,11 +339,11 @@
       <w:tr>
         <w:trPr>
           <w:cantSplit w:val="0"/>
-          <w:trHeight w:val="1070" w:hRule="atLeast"/>
           <w:tblHeader w:val="0"/>
         </w:trPr>
         <w:tc>
           <w:tcPr>
+            <w:tcW w:type="dxa" w:w="1872"/>
             <w:tcBorders>
               <w:top w:color="000000" w:space="0" w:sz="0" w:val="nil"/>
               <w:left w:color="000000" w:space="0" w:sz="0" w:val="nil"/>
@@ -262,20 +351,29 @@
               <w:right w:color="000000" w:space="0" w:sz="0" w:val="nil"/>
             </w:tcBorders>
             <w:tcMar>
-              <w:top w:w="100.0" w:type="dxa"/>
+              <w:top w:w="80" w:type="dxa"/>
               <w:left w:w="100.0" w:type="dxa"/>
-              <w:bottom w:w="100.0" w:type="dxa"/>
+              <w:bottom w:w="80" w:type="dxa"/>
               <w:right w:w="100.0" w:type="dxa"/>
+              <w:start w:w="120" w:type="dxa"/>
+              <w:end w:w="120" w:type="dxa"/>
             </w:tcMar>
-            <w:vAlign w:val="top"/>
+            <w:vAlign w:val="center"/>
+            <w:shd w:fill="FFFFFF" w:val="clear"/>
           </w:tcPr>
           <w:p>
             <w:pPr>
+              <w:spacing w:before="0" w:after="40" w:line="240" w:lineRule="auto"/>
+              <w:jc w:val="left"/>
               <w:rPr/>
             </w:pPr>
             <w:r>
               <w:rPr>
+                <w:rFonts w:ascii="Arial" w:hAnsi="Arial" w:eastAsia="Arial" w:cs="Arial"/>
                 <w:rtl w:val="0"/>
+                <w:color w:val="111111"/>
+                <w:sz w:val="18"/>
+                <w:szCs w:val="18"/>
               </w:rPr>
               <w:t xml:space="preserve">Project Purpose</w:t>
             </w:r>
@@ -283,6 +381,7 @@
         </w:tc>
         <w:tc>
           <w:tcPr>
+            <w:tcW w:type="dxa" w:w="1872"/>
             <w:tcBorders>
               <w:top w:color="000000" w:space="0" w:sz="0" w:val="nil"/>
               <w:left w:color="000000" w:space="0" w:sz="0" w:val="nil"/>
@@ -290,20 +389,29 @@
               <w:right w:color="000000" w:space="0" w:sz="0" w:val="nil"/>
             </w:tcBorders>
             <w:tcMar>
-              <w:top w:w="100.0" w:type="dxa"/>
+              <w:top w:w="80" w:type="dxa"/>
               <w:left w:w="100.0" w:type="dxa"/>
-              <w:bottom w:w="100.0" w:type="dxa"/>
+              <w:bottom w:w="80" w:type="dxa"/>
               <w:right w:w="100.0" w:type="dxa"/>
+              <w:start w:w="120" w:type="dxa"/>
+              <w:end w:w="120" w:type="dxa"/>
             </w:tcMar>
-            <w:vAlign w:val="top"/>
+            <w:vAlign w:val="center"/>
+            <w:shd w:fill="FFFFFF" w:val="clear"/>
           </w:tcPr>
           <w:p>
             <w:pPr>
+              <w:spacing w:before="0" w:after="40" w:line="240" w:lineRule="auto"/>
+              <w:jc w:val="left"/>
               <w:rPr/>
             </w:pPr>
             <w:r>
               <w:rPr>
+                <w:rFonts w:ascii="Arial" w:hAnsi="Arial" w:eastAsia="Arial" w:cs="Arial"/>
                 <w:rtl w:val="0"/>
+                <w:color w:val="111111"/>
+                <w:sz w:val="18"/>
+                <w:szCs w:val="18"/>
               </w:rPr>
               <w:t xml:space="preserve">Clearly explains purpose and significance</w:t>
             </w:r>
@@ -311,6 +419,7 @@
         </w:tc>
         <w:tc>
           <w:tcPr>
+            <w:tcW w:type="dxa" w:w="1872"/>
             <w:tcBorders>
               <w:top w:color="000000" w:space="0" w:sz="0" w:val="nil"/>
               <w:left w:color="000000" w:space="0" w:sz="0" w:val="nil"/>
@@ -318,20 +427,29 @@
               <w:right w:color="000000" w:space="0" w:sz="0" w:val="nil"/>
             </w:tcBorders>
             <w:tcMar>
-              <w:top w:w="100.0" w:type="dxa"/>
+              <w:top w:w="80" w:type="dxa"/>
               <w:left w:w="100.0" w:type="dxa"/>
-              <w:bottom w:w="100.0" w:type="dxa"/>
+              <w:bottom w:w="80" w:type="dxa"/>
               <w:right w:w="100.0" w:type="dxa"/>
+              <w:start w:w="120" w:type="dxa"/>
+              <w:end w:w="120" w:type="dxa"/>
             </w:tcMar>
-            <w:vAlign w:val="top"/>
+            <w:vAlign w:val="center"/>
+            <w:shd w:fill="FFFFFF" w:val="clear"/>
           </w:tcPr>
           <w:p>
             <w:pPr>
+              <w:spacing w:before="0" w:after="40" w:line="240" w:lineRule="auto"/>
+              <w:jc w:val="left"/>
               <w:rPr/>
             </w:pPr>
             <w:r>
               <w:rPr>
+                <w:rFonts w:ascii="Arial" w:hAnsi="Arial" w:eastAsia="Arial" w:cs="Arial"/>
                 <w:rtl w:val="0"/>
+                <w:color w:val="111111"/>
+                <w:sz w:val="18"/>
+                <w:szCs w:val="18"/>
               </w:rPr>
               <w:t xml:space="preserve">Explains purpose</w:t>
             </w:r>
@@ -339,6 +457,7 @@
         </w:tc>
         <w:tc>
           <w:tcPr>
+            <w:tcW w:type="dxa" w:w="1872"/>
             <w:tcBorders>
               <w:top w:color="000000" w:space="0" w:sz="0" w:val="nil"/>
               <w:left w:color="000000" w:space="0" w:sz="0" w:val="nil"/>
@@ -346,20 +465,29 @@
               <w:right w:color="000000" w:space="0" w:sz="0" w:val="nil"/>
             </w:tcBorders>
             <w:tcMar>
-              <w:top w:w="100.0" w:type="dxa"/>
+              <w:top w:w="80" w:type="dxa"/>
               <w:left w:w="100.0" w:type="dxa"/>
-              <w:bottom w:w="100.0" w:type="dxa"/>
+              <w:bottom w:w="80" w:type="dxa"/>
               <w:right w:w="100.0" w:type="dxa"/>
+              <w:start w:w="120" w:type="dxa"/>
+              <w:end w:w="120" w:type="dxa"/>
             </w:tcMar>
-            <w:vAlign w:val="top"/>
+            <w:vAlign w:val="center"/>
+            <w:shd w:fill="FFFFFF" w:val="clear"/>
           </w:tcPr>
           <w:p>
             <w:pPr>
+              <w:spacing w:before="0" w:after="40" w:line="240" w:lineRule="auto"/>
+              <w:jc w:val="left"/>
               <w:rPr/>
             </w:pPr>
             <w:r>
               <w:rPr>
+                <w:rFonts w:ascii="Arial" w:hAnsi="Arial" w:eastAsia="Arial" w:cs="Arial"/>
                 <w:rtl w:val="0"/>
+                <w:color w:val="111111"/>
+                <w:sz w:val="18"/>
+                <w:szCs w:val="18"/>
               </w:rPr>
               <w:t xml:space="preserve">Purpose is vague</w:t>
             </w:r>
@@ -367,6 +495,7 @@
         </w:tc>
         <w:tc>
           <w:tcPr>
+            <w:tcW w:type="dxa" w:w="1872"/>
             <w:tcBorders>
               <w:top w:color="000000" w:space="0" w:sz="0" w:val="nil"/>
               <w:left w:color="000000" w:space="0" w:sz="0" w:val="nil"/>
@@ -374,20 +503,29 @@
               <w:right w:color="000000" w:space="0" w:sz="0" w:val="nil"/>
             </w:tcBorders>
             <w:tcMar>
-              <w:top w:w="100.0" w:type="dxa"/>
+              <w:top w:w="80" w:type="dxa"/>
               <w:left w:w="100.0" w:type="dxa"/>
-              <w:bottom w:w="100.0" w:type="dxa"/>
+              <w:bottom w:w="80" w:type="dxa"/>
               <w:right w:w="100.0" w:type="dxa"/>
+              <w:start w:w="120" w:type="dxa"/>
+              <w:end w:w="120" w:type="dxa"/>
             </w:tcMar>
-            <w:vAlign w:val="top"/>
+            <w:vAlign w:val="center"/>
+            <w:shd w:fill="FFFFFF" w:val="clear"/>
           </w:tcPr>
           <w:p>
             <w:pPr>
+              <w:spacing w:before="0" w:after="40" w:line="240" w:lineRule="auto"/>
+              <w:jc w:val="left"/>
               <w:rPr/>
             </w:pPr>
             <w:r>
               <w:rPr>
+                <w:rFonts w:ascii="Arial" w:hAnsi="Arial" w:eastAsia="Arial" w:cs="Arial"/>
                 <w:rtl w:val="0"/>
+                <w:color w:val="111111"/>
+                <w:sz w:val="18"/>
+                <w:szCs w:val="18"/>
               </w:rPr>
               <w:t xml:space="preserve">Purpose is missing or unclear</w:t>
             </w:r>
@@ -397,11 +535,11 @@
       <w:tr>
         <w:trPr>
           <w:cantSplit w:val="0"/>
-          <w:trHeight w:val="1070" w:hRule="atLeast"/>
           <w:tblHeader w:val="0"/>
         </w:trPr>
         <w:tc>
           <w:tcPr>
+            <w:tcW w:type="dxa" w:w="1872"/>
             <w:tcBorders>
               <w:top w:color="000000" w:space="0" w:sz="0" w:val="nil"/>
               <w:left w:color="000000" w:space="0" w:sz="0" w:val="nil"/>
@@ -409,20 +547,29 @@
               <w:right w:color="000000" w:space="0" w:sz="0" w:val="nil"/>
             </w:tcBorders>
             <w:tcMar>
-              <w:top w:w="100.0" w:type="dxa"/>
+              <w:top w:w="80" w:type="dxa"/>
               <w:left w:w="100.0" w:type="dxa"/>
-              <w:bottom w:w="100.0" w:type="dxa"/>
+              <w:bottom w:w="80" w:type="dxa"/>
               <w:right w:w="100.0" w:type="dxa"/>
+              <w:start w:w="120" w:type="dxa"/>
+              <w:end w:w="120" w:type="dxa"/>
             </w:tcMar>
-            <w:vAlign w:val="top"/>
+            <w:vAlign w:val="center"/>
+            <w:shd w:fill="F2F2F2" w:val="clear"/>
           </w:tcPr>
           <w:p>
             <w:pPr>
+              <w:spacing w:before="0" w:after="40" w:line="240" w:lineRule="auto"/>
+              <w:jc w:val="left"/>
               <w:rPr/>
             </w:pPr>
             <w:r>
               <w:rPr>
+                <w:rFonts w:ascii="Arial" w:hAnsi="Arial" w:eastAsia="Arial" w:cs="Arial"/>
                 <w:rtl w:val="0"/>
+                <w:color w:val="111111"/>
+                <w:sz w:val="18"/>
+                <w:szCs w:val="18"/>
               </w:rPr>
               <w:t xml:space="preserve">Work Completed</w:t>
             </w:r>
@@ -430,6 +577,7 @@
         </w:tc>
         <w:tc>
           <w:tcPr>
+            <w:tcW w:type="dxa" w:w="1872"/>
             <w:tcBorders>
               <w:top w:color="000000" w:space="0" w:sz="0" w:val="nil"/>
               <w:left w:color="000000" w:space="0" w:sz="0" w:val="nil"/>
@@ -437,20 +585,29 @@
               <w:right w:color="000000" w:space="0" w:sz="0" w:val="nil"/>
             </w:tcBorders>
             <w:tcMar>
-              <w:top w:w="100.0" w:type="dxa"/>
+              <w:top w:w="80" w:type="dxa"/>
               <w:left w:w="100.0" w:type="dxa"/>
-              <w:bottom w:w="100.0" w:type="dxa"/>
+              <w:bottom w:w="80" w:type="dxa"/>
               <w:right w:w="100.0" w:type="dxa"/>
+              <w:start w:w="120" w:type="dxa"/>
+              <w:end w:w="120" w:type="dxa"/>
             </w:tcMar>
-            <w:vAlign w:val="top"/>
+            <w:vAlign w:val="center"/>
+            <w:shd w:fill="F2F2F2" w:val="clear"/>
           </w:tcPr>
           <w:p>
             <w:pPr>
+              <w:spacing w:before="0" w:after="40" w:line="240" w:lineRule="auto"/>
+              <w:jc w:val="left"/>
               <w:rPr/>
             </w:pPr>
             <w:r>
               <w:rPr>
+                <w:rFonts w:ascii="Arial" w:hAnsi="Arial" w:eastAsia="Arial" w:cs="Arial"/>
                 <w:rtl w:val="0"/>
+                <w:color w:val="111111"/>
+                <w:sz w:val="18"/>
+                <w:szCs w:val="18"/>
               </w:rPr>
               <w:t xml:space="preserve">Gives specific, detailed summary of completed work</w:t>
             </w:r>
@@ -458,6 +615,7 @@
         </w:tc>
         <w:tc>
           <w:tcPr>
+            <w:tcW w:type="dxa" w:w="1872"/>
             <w:tcBorders>
               <w:top w:color="000000" w:space="0" w:sz="0" w:val="nil"/>
               <w:left w:color="000000" w:space="0" w:sz="0" w:val="nil"/>
@@ -465,20 +623,29 @@
               <w:right w:color="000000" w:space="0" w:sz="0" w:val="nil"/>
             </w:tcBorders>
             <w:tcMar>
-              <w:top w:w="100.0" w:type="dxa"/>
+              <w:top w:w="80" w:type="dxa"/>
               <w:left w:w="100.0" w:type="dxa"/>
-              <w:bottom w:w="100.0" w:type="dxa"/>
+              <w:bottom w:w="80" w:type="dxa"/>
               <w:right w:w="100.0" w:type="dxa"/>
+              <w:start w:w="120" w:type="dxa"/>
+              <w:end w:w="120" w:type="dxa"/>
             </w:tcMar>
-            <w:vAlign w:val="top"/>
+            <w:vAlign w:val="center"/>
+            <w:shd w:fill="F2F2F2" w:val="clear"/>
           </w:tcPr>
           <w:p>
             <w:pPr>
+              <w:spacing w:before="0" w:after="40" w:line="240" w:lineRule="auto"/>
+              <w:jc w:val="left"/>
               <w:rPr/>
             </w:pPr>
             <w:r>
               <w:rPr>
+                <w:rFonts w:ascii="Arial" w:hAnsi="Arial" w:eastAsia="Arial" w:cs="Arial"/>
                 <w:rtl w:val="0"/>
+                <w:color w:val="111111"/>
+                <w:sz w:val="18"/>
+                <w:szCs w:val="18"/>
               </w:rPr>
               <w:t xml:space="preserve">Summarizes completed work</w:t>
             </w:r>
@@ -486,6 +653,7 @@
         </w:tc>
         <w:tc>
           <w:tcPr>
+            <w:tcW w:type="dxa" w:w="1872"/>
             <w:tcBorders>
               <w:top w:color="000000" w:space="0" w:sz="0" w:val="nil"/>
               <w:left w:color="000000" w:space="0" w:sz="0" w:val="nil"/>
@@ -493,20 +661,29 @@
               <w:right w:color="000000" w:space="0" w:sz="0" w:val="nil"/>
             </w:tcBorders>
             <w:tcMar>
-              <w:top w:w="100.0" w:type="dxa"/>
+              <w:top w:w="80" w:type="dxa"/>
               <w:left w:w="100.0" w:type="dxa"/>
-              <w:bottom w:w="100.0" w:type="dxa"/>
+              <w:bottom w:w="80" w:type="dxa"/>
               <w:right w:w="100.0" w:type="dxa"/>
+              <w:start w:w="120" w:type="dxa"/>
+              <w:end w:w="120" w:type="dxa"/>
             </w:tcMar>
-            <w:vAlign w:val="top"/>
+            <w:vAlign w:val="center"/>
+            <w:shd w:fill="F2F2F2" w:val="clear"/>
           </w:tcPr>
           <w:p>
             <w:pPr>
+              <w:spacing w:before="0" w:after="40" w:line="240" w:lineRule="auto"/>
+              <w:jc w:val="left"/>
               <w:rPr/>
             </w:pPr>
             <w:r>
               <w:rPr>
+                <w:rFonts w:ascii="Arial" w:hAnsi="Arial" w:eastAsia="Arial" w:cs="Arial"/>
                 <w:rtl w:val="0"/>
+                <w:color w:val="111111"/>
+                <w:sz w:val="18"/>
+                <w:szCs w:val="18"/>
               </w:rPr>
               <w:t xml:space="preserve">Summary is incomplete</w:t>
             </w:r>
@@ -514,6 +691,7 @@
         </w:tc>
         <w:tc>
           <w:tcPr>
+            <w:tcW w:type="dxa" w:w="1872"/>
             <w:tcBorders>
               <w:top w:color="000000" w:space="0" w:sz="0" w:val="nil"/>
               <w:left w:color="000000" w:space="0" w:sz="0" w:val="nil"/>
@@ -521,20 +699,29 @@
               <w:right w:color="000000" w:space="0" w:sz="0" w:val="nil"/>
             </w:tcBorders>
             <w:tcMar>
-              <w:top w:w="100.0" w:type="dxa"/>
+              <w:top w:w="80" w:type="dxa"/>
               <w:left w:w="100.0" w:type="dxa"/>
-              <w:bottom w:w="100.0" w:type="dxa"/>
+              <w:bottom w:w="80" w:type="dxa"/>
               <w:right w:w="100.0" w:type="dxa"/>
+              <w:start w:w="120" w:type="dxa"/>
+              <w:end w:w="120" w:type="dxa"/>
             </w:tcMar>
-            <w:vAlign w:val="top"/>
+            <w:vAlign w:val="center"/>
+            <w:shd w:fill="F2F2F2" w:val="clear"/>
           </w:tcPr>
           <w:p>
             <w:pPr>
+              <w:spacing w:before="0" w:after="40" w:line="240" w:lineRule="auto"/>
+              <w:jc w:val="left"/>
               <w:rPr/>
             </w:pPr>
             <w:r>
               <w:rPr>
+                <w:rFonts w:ascii="Arial" w:hAnsi="Arial" w:eastAsia="Arial" w:cs="Arial"/>
                 <w:rtl w:val="0"/>
+                <w:color w:val="111111"/>
+                <w:sz w:val="18"/>
+                <w:szCs w:val="18"/>
               </w:rPr>
               <w:t xml:space="preserve">Little evidence of completed work</w:t>
             </w:r>
@@ -544,11 +731,11 @@
       <w:tr>
         <w:trPr>
           <w:cantSplit w:val="0"/>
-          <w:trHeight w:val="1340" w:hRule="atLeast"/>
           <w:tblHeader w:val="0"/>
         </w:trPr>
         <w:tc>
           <w:tcPr>
+            <w:tcW w:type="dxa" w:w="1872"/>
             <w:tcBorders>
               <w:top w:color="000000" w:space="0" w:sz="0" w:val="nil"/>
               <w:left w:color="000000" w:space="0" w:sz="0" w:val="nil"/>
@@ -556,20 +743,29 @@
               <w:right w:color="000000" w:space="0" w:sz="0" w:val="nil"/>
             </w:tcBorders>
             <w:tcMar>
-              <w:top w:w="100.0" w:type="dxa"/>
+              <w:top w:w="80" w:type="dxa"/>
               <w:left w:w="100.0" w:type="dxa"/>
-              <w:bottom w:w="100.0" w:type="dxa"/>
+              <w:bottom w:w="80" w:type="dxa"/>
               <w:right w:w="100.0" w:type="dxa"/>
+              <w:start w:w="120" w:type="dxa"/>
+              <w:end w:w="120" w:type="dxa"/>
             </w:tcMar>
-            <w:vAlign w:val="top"/>
+            <w:vAlign w:val="center"/>
+            <w:shd w:fill="FFFFFF" w:val="clear"/>
           </w:tcPr>
           <w:p>
             <w:pPr>
+              <w:spacing w:before="0" w:after="40" w:line="240" w:lineRule="auto"/>
+              <w:jc w:val="left"/>
               <w:rPr/>
             </w:pPr>
             <w:r>
               <w:rPr>
+                <w:rFonts w:ascii="Arial" w:hAnsi="Arial" w:eastAsia="Arial" w:cs="Arial"/>
                 <w:rtl w:val="0"/>
+                <w:color w:val="111111"/>
+                <w:sz w:val="18"/>
+                <w:szCs w:val="18"/>
               </w:rPr>
               <w:t xml:space="preserve">Pilot Testing and Revisions</w:t>
             </w:r>
@@ -577,6 +773,7 @@
         </w:tc>
         <w:tc>
           <w:tcPr>
+            <w:tcW w:type="dxa" w:w="1872"/>
             <w:tcBorders>
               <w:top w:color="000000" w:space="0" w:sz="0" w:val="nil"/>
               <w:left w:color="000000" w:space="0" w:sz="0" w:val="nil"/>
@@ -584,20 +781,29 @@
               <w:right w:color="000000" w:space="0" w:sz="0" w:val="nil"/>
             </w:tcBorders>
             <w:tcMar>
-              <w:top w:w="100.0" w:type="dxa"/>
+              <w:top w:w="80" w:type="dxa"/>
               <w:left w:w="100.0" w:type="dxa"/>
-              <w:bottom w:w="100.0" w:type="dxa"/>
+              <w:bottom w:w="80" w:type="dxa"/>
               <w:right w:w="100.0" w:type="dxa"/>
+              <w:start w:w="120" w:type="dxa"/>
+              <w:end w:w="120" w:type="dxa"/>
             </w:tcMar>
-            <w:vAlign w:val="top"/>
+            <w:vAlign w:val="center"/>
+            <w:shd w:fill="FFFFFF" w:val="clear"/>
           </w:tcPr>
           <w:p>
             <w:pPr>
+              <w:spacing w:before="0" w:after="40" w:line="240" w:lineRule="auto"/>
+              <w:jc w:val="left"/>
               <w:rPr/>
             </w:pPr>
             <w:r>
               <w:rPr>
+                <w:rFonts w:ascii="Arial" w:hAnsi="Arial" w:eastAsia="Arial" w:cs="Arial"/>
                 <w:rtl w:val="0"/>
+                <w:color w:val="111111"/>
+                <w:sz w:val="18"/>
+                <w:szCs w:val="18"/>
               </w:rPr>
               <w:t xml:space="preserve">Clearly explains pilot results and justified revisions</w:t>
             </w:r>
@@ -605,6 +811,7 @@
         </w:tc>
         <w:tc>
           <w:tcPr>
+            <w:tcW w:type="dxa" w:w="1872"/>
             <w:tcBorders>
               <w:top w:color="000000" w:space="0" w:sz="0" w:val="nil"/>
               <w:left w:color="000000" w:space="0" w:sz="0" w:val="nil"/>
@@ -612,20 +819,29 @@
               <w:right w:color="000000" w:space="0" w:sz="0" w:val="nil"/>
             </w:tcBorders>
             <w:tcMar>
-              <w:top w:w="100.0" w:type="dxa"/>
+              <w:top w:w="80" w:type="dxa"/>
               <w:left w:w="100.0" w:type="dxa"/>
-              <w:bottom w:w="100.0" w:type="dxa"/>
+              <w:bottom w:w="80" w:type="dxa"/>
               <w:right w:w="100.0" w:type="dxa"/>
+              <w:start w:w="120" w:type="dxa"/>
+              <w:end w:w="120" w:type="dxa"/>
             </w:tcMar>
-            <w:vAlign w:val="top"/>
+            <w:vAlign w:val="center"/>
+            <w:shd w:fill="FFFFFF" w:val="clear"/>
           </w:tcPr>
           <w:p>
             <w:pPr>
+              <w:spacing w:before="0" w:after="40" w:line="240" w:lineRule="auto"/>
+              <w:jc w:val="left"/>
               <w:rPr/>
             </w:pPr>
             <w:r>
               <w:rPr>
+                <w:rFonts w:ascii="Arial" w:hAnsi="Arial" w:eastAsia="Arial" w:cs="Arial"/>
                 <w:rtl w:val="0"/>
+                <w:color w:val="111111"/>
+                <w:sz w:val="18"/>
+                <w:szCs w:val="18"/>
               </w:rPr>
               <w:t xml:space="preserve">Explains pilot testing and revisions</w:t>
             </w:r>
@@ -633,6 +849,7 @@
         </w:tc>
         <w:tc>
           <w:tcPr>
+            <w:tcW w:type="dxa" w:w="1872"/>
             <w:tcBorders>
               <w:top w:color="000000" w:space="0" w:sz="0" w:val="nil"/>
               <w:left w:color="000000" w:space="0" w:sz="0" w:val="nil"/>
@@ -640,20 +857,29 @@
               <w:right w:color="000000" w:space="0" w:sz="0" w:val="nil"/>
             </w:tcBorders>
             <w:tcMar>
-              <w:top w:w="100.0" w:type="dxa"/>
+              <w:top w:w="80" w:type="dxa"/>
               <w:left w:w="100.0" w:type="dxa"/>
-              <w:bottom w:w="100.0" w:type="dxa"/>
+              <w:bottom w:w="80" w:type="dxa"/>
               <w:right w:w="100.0" w:type="dxa"/>
+              <w:start w:w="120" w:type="dxa"/>
+              <w:end w:w="120" w:type="dxa"/>
             </w:tcMar>
-            <w:vAlign w:val="top"/>
+            <w:vAlign w:val="center"/>
+            <w:shd w:fill="FFFFFF" w:val="clear"/>
           </w:tcPr>
           <w:p>
             <w:pPr>
+              <w:spacing w:before="0" w:after="40" w:line="240" w:lineRule="auto"/>
+              <w:jc w:val="left"/>
               <w:rPr/>
             </w:pPr>
             <w:r>
               <w:rPr>
+                <w:rFonts w:ascii="Arial" w:hAnsi="Arial" w:eastAsia="Arial" w:cs="Arial"/>
                 <w:rtl w:val="0"/>
+                <w:color w:val="111111"/>
+                <w:sz w:val="18"/>
+                <w:szCs w:val="18"/>
               </w:rPr>
               <w:t xml:space="preserve">Mentions revisions with limited explanation</w:t>
             </w:r>
@@ -661,6 +887,7 @@
         </w:tc>
         <w:tc>
           <w:tcPr>
+            <w:tcW w:type="dxa" w:w="1872"/>
             <w:tcBorders>
               <w:top w:color="000000" w:space="0" w:sz="0" w:val="nil"/>
               <w:left w:color="000000" w:space="0" w:sz="0" w:val="nil"/>
@@ -668,20 +895,29 @@
               <w:right w:color="000000" w:space="0" w:sz="0" w:val="nil"/>
             </w:tcBorders>
             <w:tcMar>
-              <w:top w:w="100.0" w:type="dxa"/>
+              <w:top w:w="80" w:type="dxa"/>
               <w:left w:w="100.0" w:type="dxa"/>
-              <w:bottom w:w="100.0" w:type="dxa"/>
+              <w:bottom w:w="80" w:type="dxa"/>
               <w:right w:w="100.0" w:type="dxa"/>
+              <w:start w:w="120" w:type="dxa"/>
+              <w:end w:w="120" w:type="dxa"/>
             </w:tcMar>
-            <w:vAlign w:val="top"/>
+            <w:vAlign w:val="center"/>
+            <w:shd w:fill="FFFFFF" w:val="clear"/>
           </w:tcPr>
           <w:p>
             <w:pPr>
+              <w:spacing w:before="0" w:after="40" w:line="240" w:lineRule="auto"/>
+              <w:jc w:val="left"/>
               <w:rPr/>
             </w:pPr>
             <w:r>
               <w:rPr>
+                <w:rFonts w:ascii="Arial" w:hAnsi="Arial" w:eastAsia="Arial" w:cs="Arial"/>
                 <w:rtl w:val="0"/>
+                <w:color w:val="111111"/>
+                <w:sz w:val="18"/>
+                <w:szCs w:val="18"/>
               </w:rPr>
               <w:t xml:space="preserve">Does not explain pilot testing or revisions</w:t>
             </w:r>
@@ -691,11 +927,11 @@
       <w:tr>
         <w:trPr>
           <w:cantSplit w:val="0"/>
-          <w:trHeight w:val="1340" w:hRule="atLeast"/>
           <w:tblHeader w:val="0"/>
         </w:trPr>
         <w:tc>
           <w:tcPr>
+            <w:tcW w:type="dxa" w:w="1872"/>
             <w:tcBorders>
               <w:top w:color="000000" w:space="0" w:sz="0" w:val="nil"/>
               <w:left w:color="000000" w:space="0" w:sz="0" w:val="nil"/>
@@ -703,20 +939,29 @@
               <w:right w:color="000000" w:space="0" w:sz="0" w:val="nil"/>
             </w:tcBorders>
             <w:tcMar>
-              <w:top w:w="100.0" w:type="dxa"/>
+              <w:top w:w="80" w:type="dxa"/>
               <w:left w:w="100.0" w:type="dxa"/>
-              <w:bottom w:w="100.0" w:type="dxa"/>
+              <w:bottom w:w="80" w:type="dxa"/>
               <w:right w:w="100.0" w:type="dxa"/>
+              <w:start w:w="120" w:type="dxa"/>
+              <w:end w:w="120" w:type="dxa"/>
             </w:tcMar>
-            <w:vAlign w:val="top"/>
+            <w:vAlign w:val="center"/>
+            <w:shd w:fill="F2F2F2" w:val="clear"/>
           </w:tcPr>
           <w:p>
             <w:pPr>
+              <w:spacing w:before="0" w:after="40" w:line="240" w:lineRule="auto"/>
+              <w:jc w:val="left"/>
               <w:rPr/>
             </w:pPr>
             <w:r>
               <w:rPr>
+                <w:rFonts w:ascii="Arial" w:hAnsi="Arial" w:eastAsia="Arial" w:cs="Arial"/>
                 <w:rtl w:val="0"/>
+                <w:color w:val="111111"/>
+                <w:sz w:val="18"/>
+                <w:szCs w:val="18"/>
               </w:rPr>
               <w:t xml:space="preserve">Data Summary</w:t>
             </w:r>
@@ -724,6 +969,7 @@
         </w:tc>
         <w:tc>
           <w:tcPr>
+            <w:tcW w:type="dxa" w:w="1872"/>
             <w:tcBorders>
               <w:top w:color="000000" w:space="0" w:sz="0" w:val="nil"/>
               <w:left w:color="000000" w:space="0" w:sz="0" w:val="nil"/>
@@ -731,20 +977,29 @@
               <w:right w:color="000000" w:space="0" w:sz="0" w:val="nil"/>
             </w:tcBorders>
             <w:tcMar>
-              <w:top w:w="100.0" w:type="dxa"/>
+              <w:top w:w="80" w:type="dxa"/>
               <w:left w:w="100.0" w:type="dxa"/>
-              <w:bottom w:w="100.0" w:type="dxa"/>
+              <w:bottom w:w="80" w:type="dxa"/>
               <w:right w:w="100.0" w:type="dxa"/>
+              <w:start w:w="120" w:type="dxa"/>
+              <w:end w:w="120" w:type="dxa"/>
             </w:tcMar>
-            <w:vAlign w:val="top"/>
+            <w:vAlign w:val="center"/>
+            <w:shd w:fill="F2F2F2" w:val="clear"/>
           </w:tcPr>
           <w:p>
             <w:pPr>
+              <w:spacing w:before="0" w:after="40" w:line="240" w:lineRule="auto"/>
+              <w:jc w:val="left"/>
               <w:rPr/>
             </w:pPr>
             <w:r>
               <w:rPr>
+                <w:rFonts w:ascii="Arial" w:hAnsi="Arial" w:eastAsia="Arial" w:cs="Arial"/>
                 <w:rtl w:val="0"/>
+                <w:color w:val="111111"/>
+                <w:sz w:val="18"/>
+                <w:szCs w:val="18"/>
               </w:rPr>
               <w:t xml:space="preserve">Includes organized evidence and honest preliminary description</w:t>
             </w:r>
@@ -752,6 +1007,7 @@
         </w:tc>
         <w:tc>
           <w:tcPr>
+            <w:tcW w:type="dxa" w:w="1872"/>
             <w:tcBorders>
               <w:top w:color="000000" w:space="0" w:sz="0" w:val="nil"/>
               <w:left w:color="000000" w:space="0" w:sz="0" w:val="nil"/>
@@ -759,20 +1015,29 @@
               <w:right w:color="000000" w:space="0" w:sz="0" w:val="nil"/>
             </w:tcBorders>
             <w:tcMar>
-              <w:top w:w="100.0" w:type="dxa"/>
+              <w:top w:w="80" w:type="dxa"/>
               <w:left w:w="100.0" w:type="dxa"/>
-              <w:bottom w:w="100.0" w:type="dxa"/>
+              <w:bottom w:w="80" w:type="dxa"/>
               <w:right w:w="100.0" w:type="dxa"/>
+              <w:start w:w="120" w:type="dxa"/>
+              <w:end w:w="120" w:type="dxa"/>
             </w:tcMar>
-            <w:vAlign w:val="top"/>
+            <w:vAlign w:val="center"/>
+            <w:shd w:fill="F2F2F2" w:val="clear"/>
           </w:tcPr>
           <w:p>
             <w:pPr>
+              <w:spacing w:before="0" w:after="40" w:line="240" w:lineRule="auto"/>
+              <w:jc w:val="left"/>
               <w:rPr/>
             </w:pPr>
             <w:r>
               <w:rPr>
+                <w:rFonts w:ascii="Arial" w:hAnsi="Arial" w:eastAsia="Arial" w:cs="Arial"/>
                 <w:rtl w:val="0"/>
+                <w:color w:val="111111"/>
+                <w:sz w:val="18"/>
+                <w:szCs w:val="18"/>
               </w:rPr>
               <w:t xml:space="preserve">Includes data or evidence summary</w:t>
             </w:r>
@@ -780,6 +1045,7 @@
         </w:tc>
         <w:tc>
           <w:tcPr>
+            <w:tcW w:type="dxa" w:w="1872"/>
             <w:tcBorders>
               <w:top w:color="000000" w:space="0" w:sz="0" w:val="nil"/>
               <w:left w:color="000000" w:space="0" w:sz="0" w:val="nil"/>
@@ -787,20 +1053,29 @@
               <w:right w:color="000000" w:space="0" w:sz="0" w:val="nil"/>
             </w:tcBorders>
             <w:tcMar>
-              <w:top w:w="100.0" w:type="dxa"/>
+              <w:top w:w="80" w:type="dxa"/>
               <w:left w:w="100.0" w:type="dxa"/>
-              <w:bottom w:w="100.0" w:type="dxa"/>
+              <w:bottom w:w="80" w:type="dxa"/>
               <w:right w:w="100.0" w:type="dxa"/>
+              <w:start w:w="120" w:type="dxa"/>
+              <w:end w:w="120" w:type="dxa"/>
             </w:tcMar>
-            <w:vAlign w:val="top"/>
+            <w:vAlign w:val="center"/>
+            <w:shd w:fill="F2F2F2" w:val="clear"/>
           </w:tcPr>
           <w:p>
             <w:pPr>
+              <w:spacing w:before="0" w:after="40" w:line="240" w:lineRule="auto"/>
+              <w:jc w:val="left"/>
               <w:rPr/>
             </w:pPr>
             <w:r>
               <w:rPr>
+                <w:rFonts w:ascii="Arial" w:hAnsi="Arial" w:eastAsia="Arial" w:cs="Arial"/>
                 <w:rtl w:val="0"/>
+                <w:color w:val="111111"/>
+                <w:sz w:val="18"/>
+                <w:szCs w:val="18"/>
               </w:rPr>
               <w:t xml:space="preserve">Data summary is incomplete or unclear</w:t>
             </w:r>
@@ -808,6 +1083,7 @@
         </w:tc>
         <w:tc>
           <w:tcPr>
+            <w:tcW w:type="dxa" w:w="1872"/>
             <w:tcBorders>
               <w:top w:color="000000" w:space="0" w:sz="0" w:val="nil"/>
               <w:left w:color="000000" w:space="0" w:sz="0" w:val="nil"/>
@@ -815,20 +1091,29 @@
               <w:right w:color="000000" w:space="0" w:sz="0" w:val="nil"/>
             </w:tcBorders>
             <w:tcMar>
-              <w:top w:w="100.0" w:type="dxa"/>
+              <w:top w:w="80" w:type="dxa"/>
               <w:left w:w="100.0" w:type="dxa"/>
-              <w:bottom w:w="100.0" w:type="dxa"/>
+              <w:bottom w:w="80" w:type="dxa"/>
               <w:right w:w="100.0" w:type="dxa"/>
+              <w:start w:w="120" w:type="dxa"/>
+              <w:end w:w="120" w:type="dxa"/>
             </w:tcMar>
-            <w:vAlign w:val="top"/>
+            <w:vAlign w:val="center"/>
+            <w:shd w:fill="F2F2F2" w:val="clear"/>
           </w:tcPr>
           <w:p>
             <w:pPr>
+              <w:spacing w:before="0" w:after="40" w:line="240" w:lineRule="auto"/>
+              <w:jc w:val="left"/>
               <w:rPr/>
             </w:pPr>
             <w:r>
               <w:rPr>
+                <w:rFonts w:ascii="Arial" w:hAnsi="Arial" w:eastAsia="Arial" w:cs="Arial"/>
                 <w:rtl w:val="0"/>
+                <w:color w:val="111111"/>
+                <w:sz w:val="18"/>
+                <w:szCs w:val="18"/>
               </w:rPr>
               <w:t xml:space="preserve">No usable data summary included</w:t>
             </w:r>
@@ -838,11 +1123,11 @@
       <w:tr>
         <w:trPr>
           <w:cantSplit w:val="0"/>
-          <w:trHeight w:val="1070" w:hRule="atLeast"/>
           <w:tblHeader w:val="0"/>
         </w:trPr>
         <w:tc>
           <w:tcPr>
+            <w:tcW w:type="dxa" w:w="1872"/>
             <w:tcBorders>
               <w:top w:color="000000" w:space="0" w:sz="0" w:val="nil"/>
               <w:left w:color="000000" w:space="0" w:sz="0" w:val="nil"/>
@@ -850,20 +1135,29 @@
               <w:right w:color="000000" w:space="0" w:sz="0" w:val="nil"/>
             </w:tcBorders>
             <w:tcMar>
-              <w:top w:w="100.0" w:type="dxa"/>
+              <w:top w:w="80" w:type="dxa"/>
               <w:left w:w="100.0" w:type="dxa"/>
-              <w:bottom w:w="100.0" w:type="dxa"/>
+              <w:bottom w:w="80" w:type="dxa"/>
               <w:right w:w="100.0" w:type="dxa"/>
+              <w:start w:w="120" w:type="dxa"/>
+              <w:end w:w="120" w:type="dxa"/>
             </w:tcMar>
-            <w:vAlign w:val="top"/>
+            <w:vAlign w:val="center"/>
+            <w:shd w:fill="FFFFFF" w:val="clear"/>
           </w:tcPr>
           <w:p>
             <w:pPr>
+              <w:spacing w:before="0" w:after="40" w:line="240" w:lineRule="auto"/>
+              <w:jc w:val="left"/>
               <w:rPr/>
             </w:pPr>
             <w:r>
               <w:rPr>
+                <w:rFonts w:ascii="Arial" w:hAnsi="Arial" w:eastAsia="Arial" w:cs="Arial"/>
                 <w:rtl w:val="0"/>
+                <w:color w:val="111111"/>
+                <w:sz w:val="18"/>
+                <w:szCs w:val="18"/>
               </w:rPr>
               <w:t xml:space="preserve">Challenges and Limitations</w:t>
             </w:r>
@@ -871,6 +1165,7 @@
         </w:tc>
         <w:tc>
           <w:tcPr>
+            <w:tcW w:type="dxa" w:w="1872"/>
             <w:tcBorders>
               <w:top w:color="000000" w:space="0" w:sz="0" w:val="nil"/>
               <w:left w:color="000000" w:space="0" w:sz="0" w:val="nil"/>
@@ -878,20 +1173,29 @@
               <w:right w:color="000000" w:space="0" w:sz="0" w:val="nil"/>
             </w:tcBorders>
             <w:tcMar>
-              <w:top w:w="100.0" w:type="dxa"/>
+              <w:top w:w="80" w:type="dxa"/>
               <w:left w:w="100.0" w:type="dxa"/>
-              <w:bottom w:w="100.0" w:type="dxa"/>
+              <w:bottom w:w="80" w:type="dxa"/>
               <w:right w:w="100.0" w:type="dxa"/>
+              <w:start w:w="120" w:type="dxa"/>
+              <w:end w:w="120" w:type="dxa"/>
             </w:tcMar>
-            <w:vAlign w:val="top"/>
+            <w:vAlign w:val="center"/>
+            <w:shd w:fill="FFFFFF" w:val="clear"/>
           </w:tcPr>
           <w:p>
             <w:pPr>
+              <w:spacing w:before="0" w:after="40" w:line="240" w:lineRule="auto"/>
+              <w:jc w:val="left"/>
               <w:rPr/>
             </w:pPr>
             <w:r>
               <w:rPr>
+                <w:rFonts w:ascii="Arial" w:hAnsi="Arial" w:eastAsia="Arial" w:cs="Arial"/>
                 <w:rtl w:val="0"/>
+                <w:color w:val="111111"/>
+                <w:sz w:val="18"/>
+                <w:szCs w:val="18"/>
               </w:rPr>
               <w:t xml:space="preserve">Clearly identifies problems and limitations</w:t>
             </w:r>
@@ -899,6 +1203,7 @@
         </w:tc>
         <w:tc>
           <w:tcPr>
+            <w:tcW w:type="dxa" w:w="1872"/>
             <w:tcBorders>
               <w:top w:color="000000" w:space="0" w:sz="0" w:val="nil"/>
               <w:left w:color="000000" w:space="0" w:sz="0" w:val="nil"/>
@@ -906,20 +1211,29 @@
               <w:right w:color="000000" w:space="0" w:sz="0" w:val="nil"/>
             </w:tcBorders>
             <w:tcMar>
-              <w:top w:w="100.0" w:type="dxa"/>
+              <w:top w:w="80" w:type="dxa"/>
               <w:left w:w="100.0" w:type="dxa"/>
-              <w:bottom w:w="100.0" w:type="dxa"/>
+              <w:bottom w:w="80" w:type="dxa"/>
               <w:right w:w="100.0" w:type="dxa"/>
+              <w:start w:w="120" w:type="dxa"/>
+              <w:end w:w="120" w:type="dxa"/>
             </w:tcMar>
-            <w:vAlign w:val="top"/>
+            <w:vAlign w:val="center"/>
+            <w:shd w:fill="FFFFFF" w:val="clear"/>
           </w:tcPr>
           <w:p>
             <w:pPr>
+              <w:spacing w:before="0" w:after="40" w:line="240" w:lineRule="auto"/>
+              <w:jc w:val="left"/>
               <w:rPr/>
             </w:pPr>
             <w:r>
               <w:rPr>
+                <w:rFonts w:ascii="Arial" w:hAnsi="Arial" w:eastAsia="Arial" w:cs="Arial"/>
                 <w:rtl w:val="0"/>
+                <w:color w:val="111111"/>
+                <w:sz w:val="18"/>
+                <w:szCs w:val="18"/>
               </w:rPr>
               <w:t xml:space="preserve">Identifies some challenges</w:t>
             </w:r>
@@ -927,6 +1241,7 @@
         </w:tc>
         <w:tc>
           <w:tcPr>
+            <w:tcW w:type="dxa" w:w="1872"/>
             <w:tcBorders>
               <w:top w:color="000000" w:space="0" w:sz="0" w:val="nil"/>
               <w:left w:color="000000" w:space="0" w:sz="0" w:val="nil"/>
@@ -934,20 +1249,29 @@
               <w:right w:color="000000" w:space="0" w:sz="0" w:val="nil"/>
             </w:tcBorders>
             <w:tcMar>
-              <w:top w:w="100.0" w:type="dxa"/>
+              <w:top w:w="80" w:type="dxa"/>
               <w:left w:w="100.0" w:type="dxa"/>
-              <w:bottom w:w="100.0" w:type="dxa"/>
+              <w:bottom w:w="80" w:type="dxa"/>
               <w:right w:w="100.0" w:type="dxa"/>
+              <w:start w:w="120" w:type="dxa"/>
+              <w:end w:w="120" w:type="dxa"/>
             </w:tcMar>
-            <w:vAlign w:val="top"/>
+            <w:vAlign w:val="center"/>
+            <w:shd w:fill="FFFFFF" w:val="clear"/>
           </w:tcPr>
           <w:p>
             <w:pPr>
+              <w:spacing w:before="0" w:after="40" w:line="240" w:lineRule="auto"/>
+              <w:jc w:val="left"/>
               <w:rPr/>
             </w:pPr>
             <w:r>
               <w:rPr>
+                <w:rFonts w:ascii="Arial" w:hAnsi="Arial" w:eastAsia="Arial" w:cs="Arial"/>
                 <w:rtl w:val="0"/>
+                <w:color w:val="111111"/>
+                <w:sz w:val="18"/>
+                <w:szCs w:val="18"/>
               </w:rPr>
               <w:t xml:space="preserve">Challenges are vague</w:t>
             </w:r>
@@ -955,6 +1279,7 @@
         </w:tc>
         <w:tc>
           <w:tcPr>
+            <w:tcW w:type="dxa" w:w="1872"/>
             <w:tcBorders>
               <w:top w:color="000000" w:space="0" w:sz="0" w:val="nil"/>
               <w:left w:color="000000" w:space="0" w:sz="0" w:val="nil"/>
@@ -962,20 +1287,29 @@
               <w:right w:color="000000" w:space="0" w:sz="0" w:val="nil"/>
             </w:tcBorders>
             <w:tcMar>
-              <w:top w:w="100.0" w:type="dxa"/>
+              <w:top w:w="80" w:type="dxa"/>
               <w:left w:w="100.0" w:type="dxa"/>
-              <w:bottom w:w="100.0" w:type="dxa"/>
+              <w:bottom w:w="80" w:type="dxa"/>
               <w:right w:w="100.0" w:type="dxa"/>
+              <w:start w:w="120" w:type="dxa"/>
+              <w:end w:w="120" w:type="dxa"/>
             </w:tcMar>
-            <w:vAlign w:val="top"/>
+            <w:vAlign w:val="center"/>
+            <w:shd w:fill="FFFFFF" w:val="clear"/>
           </w:tcPr>
           <w:p>
             <w:pPr>
+              <w:spacing w:before="0" w:after="40" w:line="240" w:lineRule="auto"/>
+              <w:jc w:val="left"/>
               <w:rPr/>
             </w:pPr>
             <w:r>
               <w:rPr>
+                <w:rFonts w:ascii="Arial" w:hAnsi="Arial" w:eastAsia="Arial" w:cs="Arial"/>
                 <w:rtl w:val="0"/>
+                <w:color w:val="111111"/>
+                <w:sz w:val="18"/>
+                <w:szCs w:val="18"/>
               </w:rPr>
               <w:t xml:space="preserve">Challenges are missing or ignored</w:t>
             </w:r>
@@ -985,11 +1319,11 @@
       <w:tr>
         <w:trPr>
           <w:cantSplit w:val="0"/>
-          <w:trHeight w:val="1070" w:hRule="atLeast"/>
           <w:tblHeader w:val="0"/>
         </w:trPr>
         <w:tc>
           <w:tcPr>
+            <w:tcW w:type="dxa" w:w="1872"/>
             <w:tcBorders>
               <w:top w:color="000000" w:space="0" w:sz="0" w:val="nil"/>
               <w:left w:color="000000" w:space="0" w:sz="0" w:val="nil"/>
@@ -997,20 +1331,29 @@
               <w:right w:color="000000" w:space="0" w:sz="0" w:val="nil"/>
             </w:tcBorders>
             <w:tcMar>
-              <w:top w:w="100.0" w:type="dxa"/>
+              <w:top w:w="80" w:type="dxa"/>
               <w:left w:w="100.0" w:type="dxa"/>
-              <w:bottom w:w="100.0" w:type="dxa"/>
+              <w:bottom w:w="80" w:type="dxa"/>
               <w:right w:w="100.0" w:type="dxa"/>
+              <w:start w:w="120" w:type="dxa"/>
+              <w:end w:w="120" w:type="dxa"/>
             </w:tcMar>
-            <w:vAlign w:val="top"/>
+            <w:vAlign w:val="center"/>
+            <w:shd w:fill="F2F2F2" w:val="clear"/>
           </w:tcPr>
           <w:p>
             <w:pPr>
+              <w:spacing w:before="0" w:after="40" w:line="240" w:lineRule="auto"/>
+              <w:jc w:val="left"/>
               <w:rPr/>
             </w:pPr>
             <w:r>
               <w:rPr>
+                <w:rFonts w:ascii="Arial" w:hAnsi="Arial" w:eastAsia="Arial" w:cs="Arial"/>
                 <w:rtl w:val="0"/>
+                <w:color w:val="111111"/>
+                <w:sz w:val="18"/>
+                <w:szCs w:val="18"/>
               </w:rPr>
               <w:t xml:space="preserve">Next Steps</w:t>
             </w:r>
@@ -1018,6 +1361,7 @@
         </w:tc>
         <w:tc>
           <w:tcPr>
+            <w:tcW w:type="dxa" w:w="1872"/>
             <w:tcBorders>
               <w:top w:color="000000" w:space="0" w:sz="0" w:val="nil"/>
               <w:left w:color="000000" w:space="0" w:sz="0" w:val="nil"/>
@@ -1025,20 +1369,29 @@
               <w:right w:color="000000" w:space="0" w:sz="0" w:val="nil"/>
             </w:tcBorders>
             <w:tcMar>
-              <w:top w:w="100.0" w:type="dxa"/>
+              <w:top w:w="80" w:type="dxa"/>
               <w:left w:w="100.0" w:type="dxa"/>
-              <w:bottom w:w="100.0" w:type="dxa"/>
+              <w:bottom w:w="80" w:type="dxa"/>
               <w:right w:w="100.0" w:type="dxa"/>
+              <w:start w:w="120" w:type="dxa"/>
+              <w:end w:w="120" w:type="dxa"/>
             </w:tcMar>
-            <w:vAlign w:val="top"/>
+            <w:vAlign w:val="center"/>
+            <w:shd w:fill="F2F2F2" w:val="clear"/>
           </w:tcPr>
           <w:p>
             <w:pPr>
+              <w:spacing w:before="0" w:after="40" w:line="240" w:lineRule="auto"/>
+              <w:jc w:val="left"/>
               <w:rPr/>
             </w:pPr>
             <w:r>
               <w:rPr>
+                <w:rFonts w:ascii="Arial" w:hAnsi="Arial" w:eastAsia="Arial" w:cs="Arial"/>
                 <w:rtl w:val="0"/>
+                <w:color w:val="111111"/>
+                <w:sz w:val="18"/>
+                <w:szCs w:val="18"/>
               </w:rPr>
               <w:t xml:space="preserve">Provides specific, realistic next steps</w:t>
             </w:r>
@@ -1046,6 +1399,7 @@
         </w:tc>
         <w:tc>
           <w:tcPr>
+            <w:tcW w:type="dxa" w:w="1872"/>
             <w:tcBorders>
               <w:top w:color="000000" w:space="0" w:sz="0" w:val="nil"/>
               <w:left w:color="000000" w:space="0" w:sz="0" w:val="nil"/>
@@ -1053,20 +1407,29 @@
               <w:right w:color="000000" w:space="0" w:sz="0" w:val="nil"/>
             </w:tcBorders>
             <w:tcMar>
-              <w:top w:w="100.0" w:type="dxa"/>
+              <w:top w:w="80" w:type="dxa"/>
               <w:left w:w="100.0" w:type="dxa"/>
-              <w:bottom w:w="100.0" w:type="dxa"/>
+              <w:bottom w:w="80" w:type="dxa"/>
               <w:right w:w="100.0" w:type="dxa"/>
+              <w:start w:w="120" w:type="dxa"/>
+              <w:end w:w="120" w:type="dxa"/>
             </w:tcMar>
-            <w:vAlign w:val="top"/>
+            <w:vAlign w:val="center"/>
+            <w:shd w:fill="F2F2F2" w:val="clear"/>
           </w:tcPr>
           <w:p>
             <w:pPr>
+              <w:spacing w:before="0" w:after="40" w:line="240" w:lineRule="auto"/>
+              <w:jc w:val="left"/>
               <w:rPr/>
             </w:pPr>
             <w:r>
               <w:rPr>
+                <w:rFonts w:ascii="Arial" w:hAnsi="Arial" w:eastAsia="Arial" w:cs="Arial"/>
                 <w:rtl w:val="0"/>
+                <w:color w:val="111111"/>
+                <w:sz w:val="18"/>
+                <w:szCs w:val="18"/>
               </w:rPr>
               <w:t xml:space="preserve">Provides next steps</w:t>
             </w:r>
@@ -1074,6 +1437,7 @@
         </w:tc>
         <w:tc>
           <w:tcPr>
+            <w:tcW w:type="dxa" w:w="1872"/>
             <w:tcBorders>
               <w:top w:color="000000" w:space="0" w:sz="0" w:val="nil"/>
               <w:left w:color="000000" w:space="0" w:sz="0" w:val="nil"/>
@@ -1081,20 +1445,29 @@
               <w:right w:color="000000" w:space="0" w:sz="0" w:val="nil"/>
             </w:tcBorders>
             <w:tcMar>
-              <w:top w:w="100.0" w:type="dxa"/>
+              <w:top w:w="80" w:type="dxa"/>
               <w:left w:w="100.0" w:type="dxa"/>
-              <w:bottom w:w="100.0" w:type="dxa"/>
+              <w:bottom w:w="80" w:type="dxa"/>
               <w:right w:w="100.0" w:type="dxa"/>
+              <w:start w:w="120" w:type="dxa"/>
+              <w:end w:w="120" w:type="dxa"/>
             </w:tcMar>
-            <w:vAlign w:val="top"/>
+            <w:vAlign w:val="center"/>
+            <w:shd w:fill="F2F2F2" w:val="clear"/>
           </w:tcPr>
           <w:p>
             <w:pPr>
+              <w:spacing w:before="0" w:after="40" w:line="240" w:lineRule="auto"/>
+              <w:jc w:val="left"/>
               <w:rPr/>
             </w:pPr>
             <w:r>
               <w:rPr>
+                <w:rFonts w:ascii="Arial" w:hAnsi="Arial" w:eastAsia="Arial" w:cs="Arial"/>
                 <w:rtl w:val="0"/>
+                <w:color w:val="111111"/>
+                <w:sz w:val="18"/>
+                <w:szCs w:val="18"/>
               </w:rPr>
               <w:t xml:space="preserve">Next steps need detail</w:t>
             </w:r>
@@ -1102,6 +1475,7 @@
         </w:tc>
         <w:tc>
           <w:tcPr>
+            <w:tcW w:type="dxa" w:w="1872"/>
             <w:tcBorders>
               <w:top w:color="000000" w:space="0" w:sz="0" w:val="nil"/>
               <w:left w:color="000000" w:space="0" w:sz="0" w:val="nil"/>
@@ -1109,20 +1483,29 @@
               <w:right w:color="000000" w:space="0" w:sz="0" w:val="nil"/>
             </w:tcBorders>
             <w:tcMar>
-              <w:top w:w="100.0" w:type="dxa"/>
+              <w:top w:w="80" w:type="dxa"/>
               <w:left w:w="100.0" w:type="dxa"/>
-              <w:bottom w:w="100.0" w:type="dxa"/>
+              <w:bottom w:w="80" w:type="dxa"/>
               <w:right w:w="100.0" w:type="dxa"/>
+              <w:start w:w="120" w:type="dxa"/>
+              <w:end w:w="120" w:type="dxa"/>
             </w:tcMar>
-            <w:vAlign w:val="top"/>
+            <w:vAlign w:val="center"/>
+            <w:shd w:fill="F2F2F2" w:val="clear"/>
           </w:tcPr>
           <w:p>
             <w:pPr>
+              <w:spacing w:before="0" w:after="40" w:line="240" w:lineRule="auto"/>
+              <w:jc w:val="left"/>
               <w:rPr/>
             </w:pPr>
             <w:r>
               <w:rPr>
+                <w:rFonts w:ascii="Arial" w:hAnsi="Arial" w:eastAsia="Arial" w:cs="Arial"/>
                 <w:rtl w:val="0"/>
+                <w:color w:val="111111"/>
+                <w:sz w:val="18"/>
+                <w:szCs w:val="18"/>
               </w:rPr>
               <w:t xml:space="preserve">Next steps are missing or unrealistic</w:t>
             </w:r>
@@ -1132,11 +1515,11 @@
       <w:tr>
         <w:trPr>
           <w:cantSplit w:val="0"/>
-          <w:trHeight w:val="785" w:hRule="atLeast"/>
           <w:tblHeader w:val="0"/>
         </w:trPr>
         <w:tc>
           <w:tcPr>
+            <w:tcW w:type="dxa" w:w="1872"/>
             <w:tcBorders>
               <w:top w:color="000000" w:space="0" w:sz="0" w:val="nil"/>
               <w:left w:color="000000" w:space="0" w:sz="0" w:val="nil"/>
@@ -1144,20 +1527,29 @@
               <w:right w:color="000000" w:space="0" w:sz="0" w:val="nil"/>
             </w:tcBorders>
             <w:tcMar>
-              <w:top w:w="100.0" w:type="dxa"/>
+              <w:top w:w="80" w:type="dxa"/>
               <w:left w:w="100.0" w:type="dxa"/>
-              <w:bottom w:w="100.0" w:type="dxa"/>
+              <w:bottom w:w="80" w:type="dxa"/>
               <w:right w:w="100.0" w:type="dxa"/>
+              <w:start w:w="120" w:type="dxa"/>
+              <w:end w:w="120" w:type="dxa"/>
             </w:tcMar>
-            <w:vAlign w:val="top"/>
+            <w:vAlign w:val="center"/>
+            <w:shd w:fill="FFFFFF" w:val="clear"/>
           </w:tcPr>
           <w:p>
             <w:pPr>
+              <w:spacing w:before="0" w:after="40" w:line="240" w:lineRule="auto"/>
+              <w:jc w:val="left"/>
               <w:rPr/>
             </w:pPr>
             <w:r>
               <w:rPr>
+                <w:rFonts w:ascii="Arial" w:hAnsi="Arial" w:eastAsia="Arial" w:cs="Arial"/>
                 <w:rtl w:val="0"/>
+                <w:color w:val="111111"/>
+                <w:sz w:val="18"/>
+                <w:szCs w:val="18"/>
               </w:rPr>
               <w:t xml:space="preserve">Professionalism</w:t>
             </w:r>
@@ -1165,6 +1557,7 @@
         </w:tc>
         <w:tc>
           <w:tcPr>
+            <w:tcW w:type="dxa" w:w="1872"/>
             <w:tcBorders>
               <w:top w:color="000000" w:space="0" w:sz="0" w:val="nil"/>
               <w:left w:color="000000" w:space="0" w:sz="0" w:val="nil"/>
@@ -1172,20 +1565,29 @@
               <w:right w:color="000000" w:space="0" w:sz="0" w:val="nil"/>
             </w:tcBorders>
             <w:tcMar>
-              <w:top w:w="100.0" w:type="dxa"/>
+              <w:top w:w="80" w:type="dxa"/>
               <w:left w:w="100.0" w:type="dxa"/>
-              <w:bottom w:w="100.0" w:type="dxa"/>
+              <w:bottom w:w="80" w:type="dxa"/>
               <w:right w:w="100.0" w:type="dxa"/>
+              <w:start w:w="120" w:type="dxa"/>
+              <w:end w:w="120" w:type="dxa"/>
             </w:tcMar>
-            <w:vAlign w:val="top"/>
+            <w:vAlign w:val="center"/>
+            <w:shd w:fill="FFFFFF" w:val="clear"/>
           </w:tcPr>
           <w:p>
             <w:pPr>
+              <w:spacing w:before="0" w:after="40" w:line="240" w:lineRule="auto"/>
+              <w:jc w:val="left"/>
               <w:rPr/>
             </w:pPr>
             <w:r>
               <w:rPr>
+                <w:rFonts w:ascii="Arial" w:hAnsi="Arial" w:eastAsia="Arial" w:cs="Arial"/>
                 <w:rtl w:val="0"/>
+                <w:color w:val="111111"/>
+                <w:sz w:val="18"/>
+                <w:szCs w:val="18"/>
               </w:rPr>
               <w:t xml:space="preserve">Clear, organized, and polished</w:t>
             </w:r>
@@ -1193,6 +1595,7 @@
         </w:tc>
         <w:tc>
           <w:tcPr>
+            <w:tcW w:type="dxa" w:w="1872"/>
             <w:tcBorders>
               <w:top w:color="000000" w:space="0" w:sz="0" w:val="nil"/>
               <w:left w:color="000000" w:space="0" w:sz="0" w:val="nil"/>
@@ -1200,20 +1603,29 @@
               <w:right w:color="000000" w:space="0" w:sz="0" w:val="nil"/>
             </w:tcBorders>
             <w:tcMar>
-              <w:top w:w="100.0" w:type="dxa"/>
+              <w:top w:w="80" w:type="dxa"/>
               <w:left w:w="100.0" w:type="dxa"/>
-              <w:bottom w:w="100.0" w:type="dxa"/>
+              <w:bottom w:w="80" w:type="dxa"/>
               <w:right w:w="100.0" w:type="dxa"/>
+              <w:start w:w="120" w:type="dxa"/>
+              <w:end w:w="120" w:type="dxa"/>
             </w:tcMar>
-            <w:vAlign w:val="top"/>
+            <w:vAlign w:val="center"/>
+            <w:shd w:fill="FFFFFF" w:val="clear"/>
           </w:tcPr>
           <w:p>
             <w:pPr>
+              <w:spacing w:before="0" w:after="40" w:line="240" w:lineRule="auto"/>
+              <w:jc w:val="left"/>
               <w:rPr/>
             </w:pPr>
             <w:r>
               <w:rPr>
+                <w:rFonts w:ascii="Arial" w:hAnsi="Arial" w:eastAsia="Arial" w:cs="Arial"/>
                 <w:rtl w:val="0"/>
+                <w:color w:val="111111"/>
+                <w:sz w:val="18"/>
+                <w:szCs w:val="18"/>
               </w:rPr>
               <w:t xml:space="preserve">Understandable and organized</w:t>
             </w:r>
@@ -1221,6 +1633,7 @@
         </w:tc>
         <w:tc>
           <w:tcPr>
+            <w:tcW w:type="dxa" w:w="1872"/>
             <w:tcBorders>
               <w:top w:color="000000" w:space="0" w:sz="0" w:val="nil"/>
               <w:left w:color="000000" w:space="0" w:sz="0" w:val="nil"/>
@@ -1228,20 +1641,29 @@
               <w:right w:color="000000" w:space="0" w:sz="0" w:val="nil"/>
             </w:tcBorders>
             <w:tcMar>
-              <w:top w:w="100.0" w:type="dxa"/>
+              <w:top w:w="80" w:type="dxa"/>
               <w:left w:w="100.0" w:type="dxa"/>
-              <w:bottom w:w="100.0" w:type="dxa"/>
+              <w:bottom w:w="80" w:type="dxa"/>
               <w:right w:w="100.0" w:type="dxa"/>
+              <w:start w:w="120" w:type="dxa"/>
+              <w:end w:w="120" w:type="dxa"/>
             </w:tcMar>
-            <w:vAlign w:val="top"/>
+            <w:vAlign w:val="center"/>
+            <w:shd w:fill="FFFFFF" w:val="clear"/>
           </w:tcPr>
           <w:p>
             <w:pPr>
+              <w:spacing w:before="0" w:after="40" w:line="240" w:lineRule="auto"/>
+              <w:jc w:val="left"/>
               <w:rPr/>
             </w:pPr>
             <w:r>
               <w:rPr>
+                <w:rFonts w:ascii="Arial" w:hAnsi="Arial" w:eastAsia="Arial" w:cs="Arial"/>
                 <w:rtl w:val="0"/>
+                <w:color w:val="111111"/>
+                <w:sz w:val="18"/>
+                <w:szCs w:val="18"/>
               </w:rPr>
               <w:t xml:space="preserve">Somewhat disorganized</w:t>
             </w:r>
@@ -1249,6 +1671,7 @@
         </w:tc>
         <w:tc>
           <w:tcPr>
+            <w:tcW w:type="dxa" w:w="1872"/>
             <w:tcBorders>
               <w:top w:color="000000" w:space="0" w:sz="0" w:val="nil"/>
               <w:left w:color="000000" w:space="0" w:sz="0" w:val="nil"/>
@@ -1256,20 +1679,29 @@
               <w:right w:color="000000" w:space="0" w:sz="0" w:val="nil"/>
             </w:tcBorders>
             <w:tcMar>
-              <w:top w:w="100.0" w:type="dxa"/>
+              <w:top w:w="80" w:type="dxa"/>
               <w:left w:w="100.0" w:type="dxa"/>
-              <w:bottom w:w="100.0" w:type="dxa"/>
+              <w:bottom w:w="80" w:type="dxa"/>
               <w:right w:w="100.0" w:type="dxa"/>
+              <w:start w:w="120" w:type="dxa"/>
+              <w:end w:w="120" w:type="dxa"/>
             </w:tcMar>
-            <w:vAlign w:val="top"/>
+            <w:vAlign w:val="center"/>
+            <w:shd w:fill="FFFFFF" w:val="clear"/>
           </w:tcPr>
           <w:p>
             <w:pPr>
+              <w:spacing w:before="0" w:after="40" w:line="240" w:lineRule="auto"/>
+              <w:jc w:val="left"/>
               <w:rPr/>
             </w:pPr>
             <w:r>
               <w:rPr>
+                <w:rFonts w:ascii="Arial" w:hAnsi="Arial" w:eastAsia="Arial" w:cs="Arial"/>
                 <w:rtl w:val="0"/>
+                <w:color w:val="111111"/>
+                <w:sz w:val="18"/>
+                <w:szCs w:val="18"/>
               </w:rPr>
               <w:t xml:space="preserve">Difficult to understand</w:t>
             </w:r>
@@ -1279,26 +1711,383 @@
     </w:tbl>
     <w:p>
       <w:pPr>
-        <w:rPr/>
-      </w:pPr>
-      <w:r>
-        <w:pict>
-          <v:rect style="width:0.0pt;height:1.5pt" o:hr="t" o:hrstd="t" o:hralign="center" fillcolor="#A0A0A0" stroked="f"/>
-        </w:pict>
-      </w:r>
+        <w:pStyle w:val="Heading1"/>
+      </w:pPr>
       <w:r>
         <w:rPr>
-          <w:rtl w:val="0"/>
+          <w:rFonts w:ascii="Arial" w:hAnsi="Arial" w:eastAsia="Arial" w:cs="Arial"/>
+          <w:color w:val="E31B23"/>
+          <w:sz w:val="27"/>
+          <w:szCs w:val="27"/>
+          <w:b w:val="1"/>
         </w:rPr>
+        <w:t>Scoring Record</w:t>
       </w:r>
     </w:p>
+    <w:p>
+      <w:pPr/>
+      <w:r>
+        <w:rPr>
+          <w:rFonts w:ascii="Arial" w:hAnsi="Arial" w:eastAsia="Arial" w:cs="Arial"/>
+          <w:color w:val="111111"/>
+          <w:sz w:val="18"/>
+          <w:szCs w:val="18"/>
+        </w:rPr>
+        <w:t>Score each criterion from 4 to 1 using the performance descriptions. Cite observable evidence in feedback and identify the highest-priority next step.</w:t>
+      </w:r>
+    </w:p>
+    <w:tbl>
+      <w:tblPr>
+        <w:tblW w:type="dxa" w:w="9360"/>
+        <w:tblLook w:firstColumn="1" w:firstRow="1" w:lastColumn="0" w:lastRow="0" w:noHBand="0" w:noVBand="1" w:val="04A0"/>
+        <w:tblInd w:w="120" w:type="dxa"/>
+        <w:tblLayout w:type="fixed"/>
+        <w:tblBorders>
+          <w:top w:val="single" w:sz="6" w:space="0" w:color="D9D9D9"/>
+          <w:left w:val="single" w:sz="6" w:space="0" w:color="D9D9D9"/>
+          <w:bottom w:val="single" w:sz="6" w:space="0" w:color="D9D9D9"/>
+          <w:right w:val="single" w:sz="6" w:space="0" w:color="D9D9D9"/>
+          <w:insideH w:val="single" w:sz="6" w:space="0" w:color="D9D9D9"/>
+          <w:insideV w:val="single" w:sz="6" w:space="0" w:color="D9D9D9"/>
+        </w:tblBorders>
+      </w:tblPr>
+      <w:tblGrid>
+        <w:gridCol w:w="2340"/>
+        <w:gridCol w:w="2340"/>
+        <w:gridCol w:w="2340"/>
+        <w:gridCol w:w="2340"/>
+      </w:tblGrid>
+      <w:tr>
+        <w:trPr>
+          <w:tblHeader w:val="true"/>
+        </w:trPr>
+        <w:tc>
+          <w:tcPr>
+            <w:tcW w:type="dxa" w:w="2340"/>
+            <w:tcMar>
+              <w:top w:w="80" w:type="dxa"/>
+              <w:start w:w="120" w:type="dxa"/>
+              <w:bottom w:w="80" w:type="dxa"/>
+              <w:end w:w="120" w:type="dxa"/>
+            </w:tcMar>
+            <w:vAlign w:val="center"/>
+            <w:shd w:fill="E31B23" w:val="clear"/>
+          </w:tcPr>
+          <w:p>
+            <w:pPr>
+              <w:spacing w:before="0" w:after="40" w:line="240" w:lineRule="auto"/>
+              <w:jc w:val="center"/>
+            </w:pPr>
+            <w:r>
+              <w:rPr>
+                <w:rFonts w:ascii="Arial" w:hAnsi="Arial" w:eastAsia="Arial" w:cs="Arial"/>
+                <w:color w:val="FFFFFF"/>
+                <w:sz w:val="16"/>
+                <w:szCs w:val="16"/>
+                <w:b w:val="1"/>
+              </w:rPr>
+              <w:t>Student</w:t>
+            </w:r>
+          </w:p>
+        </w:tc>
+        <w:tc>
+          <w:tcPr>
+            <w:tcW w:type="dxa" w:w="2340"/>
+            <w:tcMar>
+              <w:top w:w="80" w:type="dxa"/>
+              <w:start w:w="120" w:type="dxa"/>
+              <w:bottom w:w="80" w:type="dxa"/>
+              <w:end w:w="120" w:type="dxa"/>
+            </w:tcMar>
+            <w:vAlign w:val="center"/>
+            <w:shd w:fill="E31B23" w:val="clear"/>
+          </w:tcPr>
+          <w:p>
+            <w:pPr>
+              <w:spacing w:before="0" w:after="40" w:line="240" w:lineRule="auto"/>
+              <w:jc w:val="center"/>
+            </w:pPr>
+            <w:r>
+              <w:rPr>
+                <w:rFonts w:ascii="Arial" w:hAnsi="Arial" w:eastAsia="Arial" w:cs="Arial"/>
+                <w:color w:val="FFFFFF"/>
+                <w:sz w:val="16"/>
+                <w:szCs w:val="16"/>
+                <w:b w:val="1"/>
+              </w:rPr>
+              <w:t>Project</w:t>
+            </w:r>
+          </w:p>
+        </w:tc>
+        <w:tc>
+          <w:tcPr>
+            <w:tcW w:type="dxa" w:w="2340"/>
+            <w:tcMar>
+              <w:top w:w="80" w:type="dxa"/>
+              <w:start w:w="120" w:type="dxa"/>
+              <w:bottom w:w="80" w:type="dxa"/>
+              <w:end w:w="120" w:type="dxa"/>
+            </w:tcMar>
+            <w:vAlign w:val="center"/>
+            <w:shd w:fill="E31B23" w:val="clear"/>
+          </w:tcPr>
+          <w:p>
+            <w:pPr>
+              <w:spacing w:before="0" w:after="40" w:line="240" w:lineRule="auto"/>
+              <w:jc w:val="center"/>
+            </w:pPr>
+            <w:r>
+              <w:rPr>
+                <w:rFonts w:ascii="Arial" w:hAnsi="Arial" w:eastAsia="Arial" w:cs="Arial"/>
+                <w:color w:val="FFFFFF"/>
+                <w:sz w:val="16"/>
+                <w:szCs w:val="16"/>
+                <w:b w:val="1"/>
+              </w:rPr>
+              <w:t>Date</w:t>
+            </w:r>
+          </w:p>
+        </w:tc>
+        <w:tc>
+          <w:tcPr>
+            <w:tcW w:type="dxa" w:w="2340"/>
+            <w:tcMar>
+              <w:top w:w="80" w:type="dxa"/>
+              <w:start w:w="120" w:type="dxa"/>
+              <w:bottom w:w="80" w:type="dxa"/>
+              <w:end w:w="120" w:type="dxa"/>
+            </w:tcMar>
+            <w:vAlign w:val="center"/>
+            <w:shd w:fill="E31B23" w:val="clear"/>
+          </w:tcPr>
+          <w:p>
+            <w:pPr>
+              <w:spacing w:before="0" w:after="40" w:line="240" w:lineRule="auto"/>
+              <w:jc w:val="center"/>
+            </w:pPr>
+            <w:r>
+              <w:rPr>
+                <w:rFonts w:ascii="Arial" w:hAnsi="Arial" w:eastAsia="Arial" w:cs="Arial"/>
+                <w:color w:val="FFFFFF"/>
+                <w:sz w:val="16"/>
+                <w:szCs w:val="16"/>
+                <w:b w:val="1"/>
+              </w:rPr>
+              <w:t>Teacher</w:t>
+            </w:r>
+          </w:p>
+        </w:tc>
+      </w:tr>
+      <w:tr>
+        <w:trPr/>
+        <w:tc>
+          <w:tcPr>
+            <w:tcW w:type="dxa" w:w="2340"/>
+            <w:tcMar>
+              <w:top w:w="80" w:type="dxa"/>
+              <w:start w:w="120" w:type="dxa"/>
+              <w:bottom w:w="80" w:type="dxa"/>
+              <w:end w:w="120" w:type="dxa"/>
+            </w:tcMar>
+            <w:vAlign w:val="center"/>
+            <w:shd w:fill="FFFFFF" w:val="clear"/>
+          </w:tcPr>
+          <w:p>
+            <w:pPr>
+              <w:spacing w:before="0" w:after="40" w:line="240" w:lineRule="auto"/>
+              <w:jc w:val="left"/>
+            </w:pPr>
+            <w:r>
+              <w:rPr>
+                <w:rFonts w:ascii="Arial" w:hAnsi="Arial" w:eastAsia="Arial" w:cs="Arial"/>
+                <w:color w:val="111111"/>
+                <w:sz w:val="18"/>
+                <w:szCs w:val="18"/>
+              </w:rPr>
+            </w:r>
+          </w:p>
+        </w:tc>
+        <w:tc>
+          <w:tcPr>
+            <w:tcW w:type="dxa" w:w="2340"/>
+            <w:tcMar>
+              <w:top w:w="80" w:type="dxa"/>
+              <w:start w:w="120" w:type="dxa"/>
+              <w:bottom w:w="80" w:type="dxa"/>
+              <w:end w:w="120" w:type="dxa"/>
+            </w:tcMar>
+            <w:vAlign w:val="center"/>
+            <w:shd w:fill="FFFFFF" w:val="clear"/>
+          </w:tcPr>
+          <w:p>
+            <w:pPr>
+              <w:spacing w:before="0" w:after="40" w:line="240" w:lineRule="auto"/>
+              <w:jc w:val="left"/>
+            </w:pPr>
+            <w:r>
+              <w:rPr>
+                <w:rFonts w:ascii="Arial" w:hAnsi="Arial" w:eastAsia="Arial" w:cs="Arial"/>
+                <w:color w:val="111111"/>
+                <w:sz w:val="18"/>
+                <w:szCs w:val="18"/>
+              </w:rPr>
+            </w:r>
+          </w:p>
+        </w:tc>
+        <w:tc>
+          <w:tcPr>
+            <w:tcW w:type="dxa" w:w="2340"/>
+            <w:tcMar>
+              <w:top w:w="80" w:type="dxa"/>
+              <w:start w:w="120" w:type="dxa"/>
+              <w:bottom w:w="80" w:type="dxa"/>
+              <w:end w:w="120" w:type="dxa"/>
+            </w:tcMar>
+            <w:vAlign w:val="center"/>
+            <w:shd w:fill="FFFFFF" w:val="clear"/>
+          </w:tcPr>
+          <w:p>
+            <w:pPr>
+              <w:spacing w:before="0" w:after="40" w:line="240" w:lineRule="auto"/>
+              <w:jc w:val="left"/>
+            </w:pPr>
+            <w:r>
+              <w:rPr>
+                <w:rFonts w:ascii="Arial" w:hAnsi="Arial" w:eastAsia="Arial" w:cs="Arial"/>
+                <w:color w:val="111111"/>
+                <w:sz w:val="18"/>
+                <w:szCs w:val="18"/>
+              </w:rPr>
+            </w:r>
+          </w:p>
+        </w:tc>
+        <w:tc>
+          <w:tcPr>
+            <w:tcW w:type="dxa" w:w="2340"/>
+            <w:tcMar>
+              <w:top w:w="80" w:type="dxa"/>
+              <w:start w:w="120" w:type="dxa"/>
+              <w:bottom w:w="80" w:type="dxa"/>
+              <w:end w:w="120" w:type="dxa"/>
+            </w:tcMar>
+            <w:vAlign w:val="center"/>
+            <w:shd w:fill="FFFFFF" w:val="clear"/>
+          </w:tcPr>
+          <w:p>
+            <w:pPr>
+              <w:spacing w:before="0" w:after="40" w:line="240" w:lineRule="auto"/>
+              <w:jc w:val="left"/>
+            </w:pPr>
+            <w:r>
+              <w:rPr>
+                <w:rFonts w:ascii="Arial" w:hAnsi="Arial" w:eastAsia="Arial" w:cs="Arial"/>
+                <w:color w:val="111111"/>
+                <w:sz w:val="18"/>
+                <w:szCs w:val="18"/>
+              </w:rPr>
+            </w:r>
+          </w:p>
+        </w:tc>
+      </w:tr>
+    </w:tbl>
+    <w:p>
+      <w:pPr/>
+      <w:r>
+        <w:rPr>
+          <w:rFonts w:ascii="Arial" w:hAnsi="Arial" w:eastAsia="Arial" w:cs="Arial"/>
+          <w:color w:val="111111"/>
+          <w:sz w:val="18"/>
+          <w:szCs w:val="18"/>
+        </w:rPr>
+        <w:t>Score: ______ / 28</w:t>
+      </w:r>
+    </w:p>
+    <w:p>
+      <w:pPr/>
+      <w:r>
+        <w:rPr>
+          <w:rFonts w:ascii="Arial" w:hAnsi="Arial" w:eastAsia="Arial" w:cs="Arial"/>
+          <w:color w:val="111111"/>
+          <w:sz w:val="18"/>
+          <w:szCs w:val="18"/>
+        </w:rPr>
+        <w:t>Gradebook placement: Mid-Project Progress Report. The official course-category weight remains 15%; local assignment points or conversions may vary.</w:t>
+      </w:r>
+    </w:p>
+    <w:p>
+      <w:pPr/>
+      <w:r>
+        <w:rPr>
+          <w:rFonts w:ascii="Arial" w:hAnsi="Arial" w:eastAsia="Arial" w:cs="Arial"/>
+          <w:color w:val="111111"/>
+          <w:sz w:val="18"/>
+          <w:szCs w:val="18"/>
+        </w:rPr>
+        <w:t>Evidence-based feedback and required next step</w:t>
+      </w:r>
+    </w:p>
+    <w:p>
+      <w:pPr>
+        <w:pStyle w:val="STARLABResponseLine"/>
+        <w:spacing w:line="300" w:lineRule="exact" w:after="60"/>
+        <w:pBdr>
+          <w:bottom w:val="single" w:sz="6" w:space="1" w:color="D9D9D9"/>
+        </w:pBdr>
+      </w:pPr>
+    </w:p>
     <w:sectPr>
-      <w:pgSz w:h="15840" w:w="12240" w:orient="portrait"/>
-      <w:pgMar w:bottom="1440" w:top="1440" w:left="1440" w:right="1440" w:header="720" w:footer="720"/>
+      <w:headerReference w:type="default" r:id="rId6"/>
+      <w:footerReference w:type="default" r:id="rId7"/>
+      <w:pgSz w:h="15840" w:w="12240"/>
+      <w:pgMar w:bottom="936" w:top="936" w:left="1440" w:right="1440" w:header="504" w:footer="504"/>
       <w:pgNumType w:start="1"/>
     </w:sectPr>
   </w:body>
 </w:document>
+</file>
+
+<file path=word/footer1.xml><?xml version="1.0" encoding="utf-8"?>
+<w:ftr xmlns:m="http://schemas.openxmlformats.org/officeDocument/2006/math" xmlns:mc="http://schemas.openxmlformats.org/markup-compatibility/2006" xmlns:mo="http://schemas.microsoft.com/office/mac/office/2008/main" xmlns:mv="urn:schemas-microsoft-com:mac:vml" xmlns:o="urn:schemas-microsoft-com:office:office" xmlns:r="http://schemas.openxmlformats.org/officeDocument/2006/relationships" xmlns:v="urn:schemas-microsoft-com:vml" xmlns:w10="urn:schemas-microsoft-com:office:word" xmlns:w14="http://schemas.microsoft.com/office/word/2010/wordml" xmlns:w="http://schemas.openxmlformats.org/wordprocessingml/2006/main" xmlns:wne="http://schemas.microsoft.com/office/word/2006/wordml" xmlns:wp14="http://schemas.microsoft.com/office/word/2010/wordprocessingDrawing" xmlns:wp="http://schemas.openxmlformats.org/drawingml/2006/wordprocessingDrawing" xmlns:wpc="http://schemas.microsoft.com/office/word/2010/wordprocessingCanvas" xmlns:wpg="http://schemas.microsoft.com/office/word/2010/wordprocessingGroup" xmlns:wpi="http://schemas.microsoft.com/office/word/2010/wordprocessingInk" xmlns:wps="http://schemas.microsoft.com/office/word/2010/wordprocessingShape" mc:Ignorable="w14 wp14">
+  <w:p>
+    <w:pPr>
+      <w:pStyle w:val="Footer"/>
+      <w:spacing w:before="40" w:after="0"/>
+      <w:jc w:val="center"/>
+    </w:pPr>
+    <w:r>
+      <w:rPr>
+        <w:rFonts w:ascii="Arial" w:hAnsi="Arial" w:eastAsia="Arial" w:cs="Arial"/>
+        <w:color w:val="555555"/>
+        <w:sz w:val="16"/>
+        <w:szCs w:val="16"/>
+        <w:b w:val="0"/>
+      </w:rPr>
+      <w:t xml:space="preserve">STARLAB | UNIT 3 | APPENDIX N | PAGE </w:t>
+    </w:r>
+    <w:r>
+      <w:rPr>
+        <w:rFonts w:ascii="Arial" w:hAnsi="Arial" w:eastAsia="Arial" w:cs="Arial"/>
+        <w:color w:val="555555"/>
+        <w:sz w:val="16"/>
+        <w:szCs w:val="16"/>
+        <w:b w:val="0"/>
+      </w:rPr>
+      <w:fldChar w:fldCharType="begin"/>
+      <w:instrText xml:space="preserve"> PAGE </w:instrText>
+      <w:fldChar w:fldCharType="end"/>
+    </w:r>
+  </w:p>
+</w:ftr>
+</file>
+
+<file path=word/header1.xml><?xml version="1.0" encoding="utf-8"?>
+<w:hdr xmlns:m="http://schemas.openxmlformats.org/officeDocument/2006/math" xmlns:mc="http://schemas.openxmlformats.org/markup-compatibility/2006" xmlns:mo="http://schemas.microsoft.com/office/mac/office/2008/main" xmlns:mv="urn:schemas-microsoft-com:mac:vml" xmlns:o="urn:schemas-microsoft-com:office:office" xmlns:r="http://schemas.openxmlformats.org/officeDocument/2006/relationships" xmlns:v="urn:schemas-microsoft-com:vml" xmlns:w10="urn:schemas-microsoft-com:office:word" xmlns:w14="http://schemas.microsoft.com/office/word/2010/wordml" xmlns:w="http://schemas.openxmlformats.org/wordprocessingml/2006/main" xmlns:wne="http://schemas.microsoft.com/office/word/2006/wordml" xmlns:wp14="http://schemas.microsoft.com/office/word/2010/wordprocessingDrawing" xmlns:wp="http://schemas.openxmlformats.org/drawingml/2006/wordprocessingDrawing" xmlns:wpc="http://schemas.microsoft.com/office/word/2010/wordprocessingCanvas" xmlns:wpg="http://schemas.microsoft.com/office/word/2010/wordprocessingGroup" xmlns:wpi="http://schemas.microsoft.com/office/word/2010/wordprocessingInk" xmlns:wps="http://schemas.microsoft.com/office/word/2010/wordprocessingShape" mc:Ignorable="w14 wp14">
+  <w:p>
+    <w:pPr>
+      <w:pStyle w:val="Header"/>
+    </w:pPr>
+  </w:p>
+</w:hdr>
 </file>
 
 <file path=word/numbering.xml><?xml version="1.0" encoding="utf-8"?>
@@ -15122,19 +15911,32 @@
   </w:style>
   <w:style w:type="paragraph" w:styleId="Normal" w:default="1">
     <w:name w:val="normal"/>
+    <w:pPr>
+      <w:keepLines w:val="0"/>
+      <w:spacing w:before="0" w:after="40" w:line="240" w:lineRule="auto"/>
+    </w:pPr>
+    <w:rPr>
+      <w:rFonts w:ascii="Arial" w:hAnsi="Arial" w:eastAsia="Arial"/>
+      <w:b w:val="0"/>
+      <w:color w:val="111111"/>
+      <w:sz w:val="18"/>
+    </w:rPr>
   </w:style>
   <w:style w:type="paragraph" w:styleId="Heading1">
     <w:name w:val="heading 1"/>
     <w:basedOn w:val="Normal"/>
     <w:next w:val="Normal"/>
     <w:pPr>
-      <w:keepNext w:val="1"/>
+      <w:keepNext/>
       <w:keepLines w:val="1"/>
       <w:pageBreakBefore w:val="0"/>
-      <w:spacing w:after="120" w:before="400" w:lineRule="auto"/>
+      <w:spacing w:after="60" w:before="180" w:lineRule="auto" w:line="240"/>
     </w:pPr>
     <w:rPr>
-      <w:sz w:val="40"/>
+      <w:rFonts w:ascii="Arial" w:hAnsi="Arial" w:eastAsia="Arial"/>
+      <w:b/>
+      <w:color w:val="E31B23"/>
+      <w:sz w:val="27"/>
       <w:szCs w:val="40"/>
     </w:rPr>
   </w:style>
@@ -15143,15 +15945,17 @@
     <w:basedOn w:val="Normal"/>
     <w:next w:val="Normal"/>
     <w:pPr>
-      <w:keepNext w:val="1"/>
+      <w:keepNext/>
       <w:keepLines w:val="1"/>
       <w:pageBreakBefore w:val="0"/>
-      <w:spacing w:after="120" w:before="360" w:lineRule="auto"/>
+      <w:spacing w:after="40" w:before="120" w:lineRule="auto" w:line="240"/>
     </w:pPr>
     <w:rPr>
-      <w:b w:val="0"/>
+      <w:rFonts w:ascii="Arial" w:hAnsi="Arial" w:eastAsia="Arial"/>
+      <w:b/>
       <w:bCs w:val="0"/>
-      <w:sz w:val="32"/>
+      <w:color w:val="111111"/>
+      <w:sz w:val="22"/>
       <w:szCs w:val="32"/>
     </w:rPr>
   </w:style>
@@ -15160,16 +15964,17 @@
     <w:basedOn w:val="Normal"/>
     <w:next w:val="Normal"/>
     <w:pPr>
-      <w:keepNext w:val="1"/>
+      <w:keepNext/>
       <w:keepLines w:val="1"/>
       <w:pageBreakBefore w:val="0"/>
-      <w:spacing w:after="80" w:before="320" w:lineRule="auto"/>
+      <w:spacing w:after="40" w:before="100" w:lineRule="auto" w:line="240"/>
     </w:pPr>
     <w:rPr>
-      <w:b w:val="0"/>
+      <w:rFonts w:ascii="Arial" w:hAnsi="Arial" w:eastAsia="Arial"/>
+      <w:b/>
       <w:bCs w:val="0"/>
-      <w:color w:val="434343"/>
-      <w:sz w:val="28"/>
+      <w:color w:val="555555"/>
+      <w:sz w:val="20"/>
       <w:szCs w:val="28"/>
     </w:rPr>
   </w:style>
@@ -15320,6 +16125,117 @@
       <w:tblStyleColBandSize w:val="1"/>
       <w:tblCellMar/>
     </w:tblPr>
+  </w:style>
+  <w:style w:type="paragraph" w:customStyle="1" w:styleId="STARLABKicker">
+    <w:name w:val="STARLAB Kicker"/>
+    <w:pPr>
+      <w:spacing w:before="0" w:after="60" w:line="240" w:lineRule="auto"/>
+    </w:pPr>
+    <w:rPr>
+      <w:rFonts w:ascii="Arial" w:hAnsi="Arial" w:eastAsia="Arial"/>
+      <w:b/>
+      <w:caps/>
+      <w:color w:val="E31B23"/>
+      <w:sz w:val="18"/>
+    </w:rPr>
+  </w:style>
+  <w:style w:type="paragraph" w:customStyle="1" w:styleId="STARLABResourceTitle">
+    <w:name w:val="STARLAB Resource Title"/>
+    <w:pPr>
+      <w:spacing w:before="0" w:after="60" w:line="240" w:lineRule="auto"/>
+    </w:pPr>
+    <w:rPr>
+      <w:rFonts w:ascii="Arial" w:hAnsi="Arial" w:eastAsia="Arial"/>
+      <w:b/>
+      <w:color w:val="111111"/>
+      <w:sz w:val="38"/>
+    </w:rPr>
+  </w:style>
+  <w:style w:type="paragraph" w:customStyle="1" w:styleId="STARLABResourceMeta">
+    <w:name w:val="STARLAB Resource Meta"/>
+    <w:pPr>
+      <w:spacing w:before="0" w:after="80" w:line="240" w:lineRule="auto"/>
+    </w:pPr>
+    <w:rPr>
+      <w:rFonts w:ascii="Arial" w:hAnsi="Arial" w:eastAsia="Arial"/>
+      <w:b/>
+      <w:color w:val="555555"/>
+      <w:sz w:val="17"/>
+    </w:rPr>
+  </w:style>
+  <w:style w:type="paragraph" w:customStyle="1" w:styleId="STARLABDivider">
+    <w:name w:val="STARLAB Divider"/>
+    <w:pPr>
+      <w:spacing w:before="0" w:after="160" w:line="240" w:lineRule="auto"/>
+    </w:pPr>
+    <w:rPr>
+      <w:rFonts w:ascii="Arial" w:hAnsi="Arial" w:eastAsia="Arial"/>
+      <w:b w:val="0"/>
+      <w:color w:val="E31B23"/>
+      <w:sz w:val="4"/>
+    </w:rPr>
+  </w:style>
+  <w:style w:type="paragraph" w:customStyle="1" w:styleId="STARLABPrompt">
+    <w:name w:val="STARLAB Prompt"/>
+    <w:pPr>
+      <w:spacing w:before="60" w:after="40" w:line="247" w:lineRule="auto"/>
+    </w:pPr>
+    <w:rPr>
+      <w:rFonts w:ascii="Arial" w:hAnsi="Arial" w:eastAsia="Arial"/>
+      <w:b/>
+      <w:color w:val="111111"/>
+      <w:sz w:val="20"/>
+    </w:rPr>
+  </w:style>
+  <w:style w:type="paragraph" w:customStyle="1" w:styleId="STARLABUseNote">
+    <w:name w:val="STARLAB Use Note"/>
+    <w:pPr>
+      <w:spacing w:before="0" w:after="80" w:line="247" w:lineRule="auto"/>
+    </w:pPr>
+    <w:rPr>
+      <w:rFonts w:ascii="Arial" w:hAnsi="Arial" w:eastAsia="Arial"/>
+      <w:b w:val="0"/>
+      <w:color w:val="555555"/>
+      <w:sz w:val="17"/>
+    </w:rPr>
+  </w:style>
+  <w:style w:type="paragraph" w:customStyle="1" w:styleId="STARLABResponseLine">
+    <w:name w:val="STARLAB Response Line"/>
+    <w:pPr>
+      <w:spacing w:before="0" w:after="60" w:line="240" w:lineRule="auto"/>
+    </w:pPr>
+    <w:rPr>
+      <w:rFonts w:ascii="Arial" w:hAnsi="Arial" w:eastAsia="Arial"/>
+      <w:b w:val="0"/>
+      <w:color w:val="111111"/>
+      <w:sz w:val="20"/>
+    </w:rPr>
+  </w:style>
+  <w:style w:type="paragraph" w:customStyle="1" w:styleId="ListBullet">
+    <w:name w:val="List Bullet"/>
+    <w:pPr>
+      <w:spacing w:before="0" w:after="40" w:line="240" w:lineRule="auto"/>
+      <w:ind w:left="547" w:hanging="274"/>
+    </w:pPr>
+    <w:rPr>
+      <w:rFonts w:ascii="Arial" w:hAnsi="Arial" w:eastAsia="Arial"/>
+      <w:b w:val="0"/>
+      <w:color w:val="111111"/>
+      <w:sz w:val="18"/>
+    </w:rPr>
+  </w:style>
+  <w:style w:type="paragraph" w:customStyle="1" w:styleId="ListNumber">
+    <w:name w:val="List Number"/>
+    <w:pPr>
+      <w:spacing w:before="0" w:after="40" w:line="240" w:lineRule="auto"/>
+      <w:ind w:left="547" w:hanging="274"/>
+    </w:pPr>
+    <w:rPr>
+      <w:rFonts w:ascii="Arial" w:hAnsi="Arial" w:eastAsia="Arial"/>
+      <w:b w:val="0"/>
+      <w:color w:val="111111"/>
+      <w:sz w:val="18"/>
+    </w:rPr>
   </w:style>
 </w:styles>
 </file>
